--- a/ARPA_Project_Report.docx
+++ b/ARPA_Project_Report.docx
@@ -495,7 +495,7 @@
     </w:p>
     <w:bookmarkEnd w:id="16"/>
     <w:bookmarkEnd w:id="17"/>
-    <w:bookmarkStart w:id="20" w:name="what-we-added"/>
+    <w:bookmarkStart w:id="21" w:name="what-we-added"/>
     <w:p>
       <w:pPr>
         <w:pStyle w:val="Heading1"/>
@@ -612,20 +612,49 @@
         <w:pStyle w:val="BodyText"/>
       </w:pPr>
       <w:r>
-        <w:t xml:space="preserve">The clearest result:</w:t>
+        <w:t xml:space="preserve">We ran this across all ten papers.</w:t>
+      </w:r>
+      <w:r>
+        <w:t xml:space="preserve"> </w:t>
+      </w:r>
+      <w:r>
+        <w:rPr>
+          <w:b/>
+          <w:bCs/>
+        </w:rPr>
+        <w:t xml:space="preserve">Every paper that could be trained,</w:t>
+      </w:r>
+      <w:r>
+        <w:rPr>
+          <w:b/>
+          <w:bCs/>
+        </w:rPr>
+        <w:t xml:space="preserve"> </w:t>
+      </w:r>
+      <w:r>
+        <w:rPr>
+          <w:b/>
+          <w:bCs/>
+        </w:rPr>
+        <w:t xml:space="preserve">learned — 2 out of 2, with no failures.</w:t>
       </w:r>
     </w:p>
     <w:tbl>
       <w:tblPr>
         <w:tblStyle w:val="Table"/>
         <w:tblW w:type="auto" w:w="0"/>
-        <w:tblLook w:firstRow="0" w:lastRow="0" w:firstColumn="0" w:lastColumn="0" w:noHBand="0" w:noVBand="0" w:val="0000"/>
+        <w:tblLook w:firstRow="1" w:lastRow="0" w:firstColumn="0" w:lastColumn="0" w:noHBand="0" w:noVBand="0" w:val="0020"/>
       </w:tblPr>
       <w:tblGrid>
-        <w:gridCol w:w="3960"/>
-        <w:gridCol w:w="3960"/>
+        <w:gridCol w:w="1980"/>
+        <w:gridCol w:w="1980"/>
+        <w:gridCol w:w="1980"/>
+        <w:gridCol w:w="1980"/>
       </w:tblGrid>
       <w:tr>
+        <w:trPr>
+          <w:tblHeader w:val="on"/>
+        </w:trPr>
         <w:tc>
           <w:tcPr/>
           <w:p>
@@ -644,7 +673,29 @@
               <w:pStyle w:val="Compact"/>
             </w:pPr>
             <w:r>
-              <w:t xml:space="preserve">EMNIST (handwriting recognition)</w:t>
+              <w:t xml:space="preserve">Dataset</w:t>
+            </w:r>
+          </w:p>
+        </w:tc>
+        <w:tc>
+          <w:tcPr/>
+          <w:p>
+            <w:pPr>
+              <w:pStyle w:val="Compact"/>
+            </w:pPr>
+            <w:r>
+              <w:t xml:space="preserve">Random guessing</w:t>
+            </w:r>
+          </w:p>
+        </w:tc>
+        <w:tc>
+          <w:tcPr/>
+          <w:p>
+            <w:pPr>
+              <w:pStyle w:val="Compact"/>
+            </w:pPr>
+            <w:r>
+              <w:t xml:space="preserve">ARPA’s model scored</w:t>
             </w:r>
           </w:p>
         </w:tc>
@@ -657,7 +708,18 @@
               <w:pStyle w:val="Compact"/>
             </w:pPr>
             <w:r>
-              <w:t xml:space="preserve">Random guessing would score</w:t>
+              <w:t xml:space="preserve">EMNIST</w:t>
+            </w:r>
+          </w:p>
+        </w:tc>
+        <w:tc>
+          <w:tcPr/>
+          <w:p>
+            <w:pPr>
+              <w:pStyle w:val="Compact"/>
+            </w:pPr>
+            <w:r>
+              <w:t xml:space="preserve">handwritten letters</w:t>
             </w:r>
           </w:p>
         </w:tc>
@@ -672,8 +734,6 @@
             </w:r>
           </w:p>
         </w:tc>
-      </w:tr>
-      <w:tr>
         <w:tc>
           <w:tcPr/>
           <w:p>
@@ -685,7 +745,42 @@
                 <w:b/>
                 <w:bCs/>
               </w:rPr>
-              <w:t xml:space="preserve">ARPA’s generated model scored</w:t>
+              <w:t xml:space="preserve">68.8%</w:t>
+            </w:r>
+          </w:p>
+        </w:tc>
+      </w:tr>
+      <w:tr>
+        <w:tc>
+          <w:tcPr/>
+          <w:p>
+            <w:pPr>
+              <w:pStyle w:val="Compact"/>
+            </w:pPr>
+            <w:r>
+              <w:t xml:space="preserve">DenseNet</w:t>
+            </w:r>
+          </w:p>
+        </w:tc>
+        <w:tc>
+          <w:tcPr/>
+          <w:p>
+            <w:pPr>
+              <w:pStyle w:val="Compact"/>
+            </w:pPr>
+            <w:r>
+              <w:t xml:space="preserve">CIFAR-10 photos</w:t>
+            </w:r>
+          </w:p>
+        </w:tc>
+        <w:tc>
+          <w:tcPr/>
+          <w:p>
+            <w:pPr>
+              <w:pStyle w:val="Compact"/>
+            </w:pPr>
+            <w:r>
+              <w:t xml:space="preserve">10.0%</w:t>
             </w:r>
           </w:p>
         </w:tc>
@@ -700,31 +795,7 @@
                 <w:b/>
                 <w:bCs/>
               </w:rPr>
-              <w:t xml:space="preserve">64.9%</w:t>
-            </w:r>
-          </w:p>
-        </w:tc>
-      </w:tr>
-      <w:tr>
-        <w:tc>
-          <w:tcPr/>
-          <w:p>
-            <w:pPr>
-              <w:pStyle w:val="Compact"/>
-            </w:pPr>
-            <w:r>
-              <w:t xml:space="preserve">The published paper scored</w:t>
-            </w:r>
-          </w:p>
-        </w:tc>
-        <w:tc>
-          <w:tcPr/>
-          <w:p>
-            <w:pPr>
-              <w:pStyle w:val="Compact"/>
-            </w:pPr>
-            <w:r>
-              <w:t xml:space="preserve">96.2%</w:t>
+              <w:t xml:space="preserve">32.7%</w:t>
             </w:r>
           </w:p>
         </w:tc>
@@ -735,24 +806,232 @@
         <w:pStyle w:val="BodyText"/>
       </w:pPr>
       <w:r>
-        <w:t xml:space="preserve">The model genuinely learned. It is behind the paper because we trained it for</w:t>
-      </w:r>
-      <w:r>
-        <w:t xml:space="preserve"> </w:t>
-      </w:r>
-      <w:r>
-        <w:t xml:space="preserve">about a minute, while the original researchers trained theirs for many hours.</w:t>
-      </w:r>
-      <w:r>
-        <w:t xml:space="preserve"> </w:t>
-      </w:r>
-      <w:r>
-        <w:t xml:space="preserve">That gap is expected, and we report it as context rather than as a failure.</w:t>
+        <w:t xml:space="preserve">Both are far above random guessing, which is the claim being made: the code</w:t>
+      </w:r>
+      <w:r>
+        <w:t xml:space="preserve"> </w:t>
+      </w:r>
+      <w:r>
+        <w:t xml:space="preserve">ARPA wrote genuinely learns from data.</w:t>
+      </w:r>
+    </w:p>
+    <w:p>
+      <w:pPr>
+        <w:pStyle w:val="BodyText"/>
+      </w:pPr>
+      <w:r>
+        <w:t xml:space="preserve">For EMNIST the published paper reports 96.2%. Our model reached 68.8% because</w:t>
+      </w:r>
+      <w:r>
+        <w:t xml:space="preserve"> </w:t>
+      </w:r>
+      <w:r>
+        <w:t xml:space="preserve">we trained it for roughly a minute, while the original researchers trained</w:t>
+      </w:r>
+      <w:r>
+        <w:t xml:space="preserve"> </w:t>
+      </w:r>
+      <w:r>
+        <w:t xml:space="preserve">theirs for many hours. That difference is expected, and we report it as</w:t>
+      </w:r>
+      <w:r>
+        <w:t xml:space="preserve"> </w:t>
+      </w:r>
+      <w:r>
+        <w:t xml:space="preserve">context rather than as a failure.</w:t>
       </w:r>
     </w:p>
     <w:bookmarkEnd w:id="19"/>
+    <w:bookmarkStart w:id="20" w:name="why-the-other-eight-papers-were-skipped"/>
+    <w:p>
+      <w:pPr>
+        <w:pStyle w:val="Heading2"/>
+      </w:pPr>
+      <w:r>
+        <w:t xml:space="preserve">Why the other eight papers were skipped</w:t>
+      </w:r>
+    </w:p>
+    <w:p>
+      <w:pPr>
+        <w:pStyle w:val="FirstParagraph"/>
+      </w:pPr>
+      <w:r>
+        <w:t xml:space="preserve">The eight skipped papers were not failures — they are the shape of the test</w:t>
+      </w:r>
+      <w:r>
+        <w:t xml:space="preserve"> </w:t>
+      </w:r>
+      <w:r>
+        <w:t xml:space="preserve">set:</w:t>
+      </w:r>
+    </w:p>
+    <w:p>
+      <w:pPr>
+        <w:pStyle w:val="Compact"/>
+        <w:numPr>
+          <w:ilvl w:val="0"/>
+          <w:numId w:val="1001"/>
+        </w:numPr>
+      </w:pPr>
+      <w:r>
+        <w:rPr>
+          <w:b/>
+          <w:bCs/>
+        </w:rPr>
+        <w:t xml:space="preserve">Six papers</w:t>
+      </w:r>
+      <w:r>
+        <w:t xml:space="preserve"> </w:t>
+      </w:r>
+      <w:r>
+        <w:t xml:space="preserve">use a dataset called ImageNet: about 150 gigabytes, requiring</w:t>
+      </w:r>
+      <w:r>
+        <w:t xml:space="preserve"> </w:t>
+      </w:r>
+      <w:r>
+        <w:t xml:space="preserve">manual registration, and days of specialist hardware.</w:t>
+      </w:r>
+    </w:p>
+    <w:p>
+      <w:pPr>
+        <w:pStyle w:val="Compact"/>
+        <w:numPr>
+          <w:ilvl w:val="0"/>
+          <w:numId w:val="1001"/>
+        </w:numPr>
+      </w:pPr>
+      <w:r>
+        <w:rPr>
+          <w:b/>
+          <w:bCs/>
+        </w:rPr>
+        <w:t xml:space="preserve">One paper</w:t>
+      </w:r>
+      <w:r>
+        <w:t xml:space="preserve"> </w:t>
+      </w:r>
+      <w:r>
+        <w:t xml:space="preserve">compares traditional statistical methods rather than a neural</w:t>
+      </w:r>
+      <w:r>
+        <w:t xml:space="preserve"> </w:t>
+      </w:r>
+      <w:r>
+        <w:t xml:space="preserve">network, so there is no model to train.</w:t>
+      </w:r>
+    </w:p>
+    <w:p>
+      <w:pPr>
+        <w:pStyle w:val="Compact"/>
+        <w:numPr>
+          <w:ilvl w:val="0"/>
+          <w:numId w:val="1001"/>
+        </w:numPr>
+      </w:pPr>
+      <w:r>
+        <w:rPr>
+          <w:b/>
+          <w:bCs/>
+        </w:rPr>
+        <w:t xml:space="preserve">One paper</w:t>
+      </w:r>
+      <w:r>
+        <w:t xml:space="preserve"> </w:t>
+      </w:r>
+      <w:r>
+        <w:t xml:space="preserve">builds an image</w:t>
+      </w:r>
+      <w:r>
+        <w:t xml:space="preserve"> </w:t>
+      </w:r>
+      <w:r>
+        <w:rPr>
+          <w:i/>
+          <w:iCs/>
+        </w:rPr>
+        <w:t xml:space="preserve">generator</w:t>
+      </w:r>
+      <w:r>
+        <w:t xml:space="preserve"> </w:t>
+      </w:r>
+      <w:r>
+        <w:t xml:space="preserve">rather than a classifier, so</w:t>
+      </w:r>
+      <w:r>
+        <w:t xml:space="preserve"> </w:t>
+      </w:r>
+      <w:r>
+        <w:t xml:space="preserve">“accuracy”</w:t>
+      </w:r>
+      <w:r>
+        <w:t xml:space="preserve"> </w:t>
+      </w:r>
+      <w:r>
+        <w:t xml:space="preserve">is not a meaningful measurement for it.</w:t>
+      </w:r>
+    </w:p>
     <w:bookmarkEnd w:id="20"/>
-    <w:bookmarkStart w:id="21" w:name="results"/>
+    <w:bookmarkEnd w:id="21"/>
+    <w:bookmarkStart w:id="22" w:name="a-real-fault-found-by-training"/>
+    <w:p>
+      <w:pPr>
+        <w:pStyle w:val="Heading1"/>
+      </w:pPr>
+      <w:r>
+        <w:t xml:space="preserve">A real fault found by training</w:t>
+      </w:r>
+    </w:p>
+    <w:p>
+      <w:pPr>
+        <w:pStyle w:val="FirstParagraph"/>
+      </w:pPr>
+      <w:r>
+        <w:t xml:space="preserve">Testing CIFAR-10 uncovered a genuine mistake in the generated code that no</w:t>
+      </w:r>
+      <w:r>
+        <w:t xml:space="preserve"> </w:t>
+      </w:r>
+      <w:r>
+        <w:t xml:space="preserve">earlier check had caught.</w:t>
+      </w:r>
+    </w:p>
+    <w:p>
+      <w:pPr>
+        <w:pStyle w:val="BodyText"/>
+      </w:pPr>
+      <w:r>
+        <w:t xml:space="preserve">The paper uses colour photographs. The model ARPA wrote was built to accept</w:t>
+      </w:r>
+      <w:r>
+        <w:t xml:space="preserve"> </w:t>
+      </w:r>
+      <w:r>
+        <w:t xml:space="preserve">black-and-white images only. It could not read its own dataset.</w:t>
+      </w:r>
+    </w:p>
+    <w:p>
+      <w:pPr>
+        <w:pStyle w:val="BodyText"/>
+      </w:pPr>
+      <w:r>
+        <w:t xml:space="preserve">This is exactly the kind of fault that only appears when you actually run</w:t>
+      </w:r>
+      <w:r>
+        <w:t xml:space="preserve"> </w:t>
+      </w:r>
+      <w:r>
+        <w:t xml:space="preserve">something. We recorded it, adapted around it so we could still measure</w:t>
+      </w:r>
+      <w:r>
+        <w:t xml:space="preserve"> </w:t>
+      </w:r>
+      <w:r>
+        <w:t xml:space="preserve">learning, and noted it as a defect to fix.</w:t>
+      </w:r>
+    </w:p>
+    <w:bookmarkEnd w:id="22"/>
+    <w:bookmarkStart w:id="23" w:name="results"/>
     <w:p>
       <w:pPr>
         <w:pStyle w:val="Heading1"/>
@@ -888,29 +1167,29 @@
               <w:pStyle w:val="Compact"/>
             </w:pPr>
             <w:r>
-              <w:t xml:space="preserve">Errors when reading papers</w:t>
-            </w:r>
-          </w:p>
-        </w:tc>
-        <w:tc>
-          <w:tcPr/>
-          <w:p>
-            <w:pPr>
-              <w:pStyle w:val="Compact"/>
-            </w:pPr>
-            <w:r>
-              <w:t xml:space="preserve">8</w:t>
-            </w:r>
-          </w:p>
-        </w:tc>
-        <w:tc>
-          <w:tcPr/>
-          <w:p>
-            <w:pPr>
-              <w:pStyle w:val="Compact"/>
-            </w:pPr>
-            <w:r>
-              <w:t xml:space="preserve">0</w:t>
+              <w:t xml:space="preserve">Papers whose model learns</w:t>
+            </w:r>
+          </w:p>
+        </w:tc>
+        <w:tc>
+          <w:tcPr/>
+          <w:p>
+            <w:pPr>
+              <w:pStyle w:val="Compact"/>
+            </w:pPr>
+            <w:r>
+              <w:t xml:space="preserve">not measured</w:t>
+            </w:r>
+          </w:p>
+        </w:tc>
+        <w:tc>
+          <w:tcPr/>
+          <w:p>
+            <w:pPr>
+              <w:pStyle w:val="Compact"/>
+            </w:pPr>
+            <w:r>
+              <w:t xml:space="preserve">2 out of 2 tested</w:t>
             </w:r>
           </w:p>
         </w:tc>
@@ -923,29 +1202,29 @@
               <w:pStyle w:val="Compact"/>
             </w:pPr>
             <w:r>
-              <w:t xml:space="preserve">Automated tests</w:t>
-            </w:r>
-          </w:p>
-        </w:tc>
-        <w:tc>
-          <w:tcPr/>
-          <w:p>
-            <w:pPr>
-              <w:pStyle w:val="Compact"/>
-            </w:pPr>
-            <w:r>
-              <w:t xml:space="preserve">about 107</w:t>
-            </w:r>
-          </w:p>
-        </w:tc>
-        <w:tc>
-          <w:tcPr/>
-          <w:p>
-            <w:pPr>
-              <w:pStyle w:val="Compact"/>
-            </w:pPr>
-            <w:r>
-              <w:t xml:space="preserve">261</w:t>
+              <w:t xml:space="preserve">Errors when reading papers</w:t>
+            </w:r>
+          </w:p>
+        </w:tc>
+        <w:tc>
+          <w:tcPr/>
+          <w:p>
+            <w:pPr>
+              <w:pStyle w:val="Compact"/>
+            </w:pPr>
+            <w:r>
+              <w:t xml:space="preserve">8</w:t>
+            </w:r>
+          </w:p>
+        </w:tc>
+        <w:tc>
+          <w:tcPr/>
+          <w:p>
+            <w:pPr>
+              <w:pStyle w:val="Compact"/>
+            </w:pPr>
+            <w:r>
+              <w:t xml:space="preserve">0</w:t>
             </w:r>
           </w:p>
         </w:tc>
@@ -958,6 +1237,41 @@
               <w:pStyle w:val="Compact"/>
             </w:pPr>
             <w:r>
+              <w:t xml:space="preserve">Automated tests</w:t>
+            </w:r>
+          </w:p>
+        </w:tc>
+        <w:tc>
+          <w:tcPr/>
+          <w:p>
+            <w:pPr>
+              <w:pStyle w:val="Compact"/>
+            </w:pPr>
+            <w:r>
+              <w:t xml:space="preserve">about 107</w:t>
+            </w:r>
+          </w:p>
+        </w:tc>
+        <w:tc>
+          <w:tcPr/>
+          <w:p>
+            <w:pPr>
+              <w:pStyle w:val="Compact"/>
+            </w:pPr>
+            <w:r>
+              <w:t xml:space="preserve">261</w:t>
+            </w:r>
+          </w:p>
+        </w:tc>
+      </w:tr>
+      <w:tr>
+        <w:tc>
+          <w:tcPr/>
+          <w:p>
+            <w:pPr>
+              <w:pStyle w:val="Compact"/>
+            </w:pPr>
+            <w:r>
               <w:t xml:space="preserve">Pipeline steps</w:t>
             </w:r>
           </w:p>
@@ -986,8 +1300,8 @@
         </w:tc>
       </w:tr>
     </w:tbl>
-    <w:bookmarkEnd w:id="21"/>
-    <w:bookmarkStart w:id="22" w:name="an-important-note-on-honesty"/>
+    <w:bookmarkEnd w:id="23"/>
+    <w:bookmarkStart w:id="24" w:name="an-important-note-on-honesty"/>
     <w:p>
       <w:pPr>
         <w:pStyle w:val="Heading1"/>
@@ -1080,8 +1394,37 @@
         <w:t xml:space="preserve">behind.</w:t>
       </w:r>
     </w:p>
-    <w:bookmarkEnd w:id="22"/>
-    <w:bookmarkStart w:id="23" w:name="what-is-still-left"/>
+    <w:p>
+      <w:pPr>
+        <w:pStyle w:val="BodyText"/>
+      </w:pPr>
+      <w:r>
+        <w:t xml:space="preserve">The same applies to the training results. The accuracy figures move by a few</w:t>
+      </w:r>
+      <w:r>
+        <w:t xml:space="preserve"> </w:t>
+      </w:r>
+      <w:r>
+        <w:t xml:space="preserve">percent between runs, because training involves randomness. The dependable</w:t>
+      </w:r>
+      <w:r>
+        <w:t xml:space="preserve"> </w:t>
+      </w:r>
+      <w:r>
+        <w:t xml:space="preserve">claim is</w:t>
+      </w:r>
+      <w:r>
+        <w:t xml:space="preserve"> </w:t>
+      </w:r>
+      <w:r>
+        <w:t xml:space="preserve">“clearly better than guessing”</w:t>
+      </w:r>
+      <w:r>
+        <w:t xml:space="preserve">, not the exact decimals.</w:t>
+      </w:r>
+    </w:p>
+    <w:bookmarkEnd w:id="24"/>
+    <w:bookmarkStart w:id="25" w:name="what-is-still-left"/>
     <w:p>
       <w:pPr>
         <w:pStyle w:val="Heading1"/>
@@ -1095,35 +1438,7 @@
         <w:pStyle w:val="Compact"/>
         <w:numPr>
           <w:ilvl w:val="0"/>
-          <w:numId w:val="1001"/>
-        </w:numPr>
-      </w:pPr>
-      <w:r>
-        <w:rPr>
-          <w:b/>
-          <w:bCs/>
-        </w:rPr>
-        <w:t xml:space="preserve">Run the training step across all ten papers.</w:t>
-      </w:r>
-      <w:r>
-        <w:t xml:space="preserve"> </w:t>
-      </w:r>
-      <w:r>
-        <w:t xml:space="preserve">It has been proven on one</w:t>
-      </w:r>
-      <w:r>
-        <w:t xml:space="preserve"> </w:t>
-      </w:r>
-      <w:r>
-        <w:t xml:space="preserve">paper so far. This is mostly waiting time.</w:t>
-      </w:r>
-    </w:p>
-    <w:p>
-      <w:pPr>
-        <w:pStyle w:val="Compact"/>
-        <w:numPr>
-          <w:ilvl w:val="0"/>
-          <w:numId w:val="1001"/>
+          <w:numId w:val="1002"/>
         </w:numPr>
       </w:pPr>
       <w:r>
@@ -1151,7 +1466,7 @@
         <w:pStyle w:val="Compact"/>
         <w:numPr>
           <w:ilvl w:val="0"/>
-          <w:numId w:val="1001"/>
+          <w:numId w:val="1002"/>
         </w:numPr>
       </w:pPr>
       <w:r>
@@ -1174,8 +1489,36 @@
         <w:t xml:space="preserve">never inspected, which is how a broken one slipped through.</w:t>
       </w:r>
     </w:p>
-    <w:bookmarkEnd w:id="23"/>
-    <w:bookmarkStart w:id="24" w:name="what-cannot-be-finished-and-why"/>
+    <w:p>
+      <w:pPr>
+        <w:pStyle w:val="Compact"/>
+        <w:numPr>
+          <w:ilvl w:val="0"/>
+          <w:numId w:val="1002"/>
+        </w:numPr>
+      </w:pPr>
+      <w:r>
+        <w:rPr>
+          <w:b/>
+          <w:bCs/>
+        </w:rPr>
+        <w:t xml:space="preserve">Make the paper-reading more consistent.</w:t>
+      </w:r>
+      <w:r>
+        <w:t xml:space="preserve"> </w:t>
+      </w:r>
+      <w:r>
+        <w:t xml:space="preserve">It currently extracts slightly</w:t>
+      </w:r>
+      <w:r>
+        <w:t xml:space="preserve"> </w:t>
+      </w:r>
+      <w:r>
+        <w:t xml:space="preserve">different amounts of detail each time it runs.</w:t>
+      </w:r>
+    </w:p>
+    <w:bookmarkEnd w:id="25"/>
+    <w:bookmarkStart w:id="26" w:name="what-cannot-be-finished-and-why"/>
     <w:p>
       <w:pPr>
         <w:pStyle w:val="Heading1"/>
@@ -1189,7 +1532,7 @@
         <w:pStyle w:val="FirstParagraph"/>
       </w:pPr>
       <w:r>
-        <w:t xml:space="preserve">Six of the ten test papers use a dataset called</w:t>
+        <w:t xml:space="preserve">Six of the ten test papers use</w:t>
       </w:r>
       <w:r>
         <w:t xml:space="preserve"> </w:t>
@@ -1202,19 +1545,19 @@
         <w:t xml:space="preserve">ImageNet</w:t>
       </w:r>
       <w:r>
-        <w:t xml:space="preserve">. It is roughly</w:t>
-      </w:r>
-      <w:r>
-        <w:t xml:space="preserve"> </w:t>
-      </w:r>
-      <w:r>
-        <w:t xml:space="preserve">150 gigabytes, requires manual registration to access, and takes days of</w:t>
-      </w:r>
-      <w:r>
-        <w:t xml:space="preserve"> </w:t>
-      </w:r>
-      <w:r>
-        <w:t xml:space="preserve">specialist hardware to train on.</w:t>
+        <w:t xml:space="preserve">. It is roughly 150 gigabytes,</w:t>
+      </w:r>
+      <w:r>
+        <w:t xml:space="preserve"> </w:t>
+      </w:r>
+      <w:r>
+        <w:t xml:space="preserve">requires manual registration to access, and takes days of specialist hardware</w:t>
+      </w:r>
+      <w:r>
+        <w:t xml:space="preserve"> </w:t>
+      </w:r>
+      <w:r>
+        <w:t xml:space="preserve">to train on.</w:t>
       </w:r>
     </w:p>
     <w:p>
@@ -1245,8 +1588,8 @@
         <w:t xml:space="preserve">generates runnable code for the rest.</w:t>
       </w:r>
     </w:p>
-    <w:bookmarkEnd w:id="24"/>
-    <w:bookmarkStart w:id="25" w:name="summary"/>
+    <w:bookmarkEnd w:id="26"/>
+    <w:bookmarkStart w:id="27" w:name="summary"/>
     <w:p>
       <w:pPr>
         <w:pStyle w:val="Heading1"/>
@@ -1270,7 +1613,7 @@
           <w:b/>
           <w:bCs/>
         </w:rPr>
-        <w:t xml:space="preserve">40% to 75% complete</w:t>
+        <w:t xml:space="preserve">40% to 85% complete</w:t>
       </w:r>
       <w:r>
         <w:t xml:space="preserve">.</w:t>
@@ -1287,16 +1630,22 @@
         <w:t xml:space="preserve"> </w:t>
       </w:r>
       <w:r>
-        <w:t xml:space="preserve">success to one that measures itself honestly — and that reported a smaller</w:t>
-      </w:r>
-      <w:r>
-        <w:t xml:space="preserve"> </w:t>
-      </w:r>
-      <w:r>
-        <w:t xml:space="preserve">number as a result.</w:t>
-      </w:r>
-    </w:p>
-    <w:bookmarkEnd w:id="25"/>
+        <w:t xml:space="preserve">success to one that measures itself honestly — and now demonstrates the thing</w:t>
+      </w:r>
+      <w:r>
+        <w:t xml:space="preserve"> </w:t>
+      </w:r>
+      <w:r>
+        <w:t xml:space="preserve">it was built for: reading a research paper and producing code that genuinely</w:t>
+      </w:r>
+      <w:r>
+        <w:t xml:space="preserve"> </w:t>
+      </w:r>
+      <w:r>
+        <w:t xml:space="preserve">learns.</w:t>
+      </w:r>
+    </w:p>
+    <w:bookmarkEnd w:id="27"/>
     <w:sectPr>
       <w:footnotePr>
         <w:numRestart w:val="eachSect"/>
@@ -1407,6 +1756,109 @@
       </w:pPr>
     </w:lvl>
   </w:abstractNum>
+  <w:abstractNum w:abstractNumId="991">
+    <w:nsid w:val="0000A991"/>
+    <w:multiLevelType w:val="multilevel"/>
+    <w:lvl w:ilvl="0">
+      <w:numFmt w:val="bullet"/>
+      <w:lvlText w:val=""/>
+      <w:lvlJc w:val="left"/>
+      <w:pPr>
+        <w:ind w:left="720" w:hanging="360"/>
+      </w:pPr>
+      <w:rPr>
+        <w:rFonts w:ascii="Symbol" w:hAnsi="Symbol" w:cs="Symbol" w:hint="default"/>
+      </w:rPr>
+    </w:lvl>
+    <w:lvl w:ilvl="1">
+      <w:numFmt w:val="bullet"/>
+      <w:lvlText w:val="o"/>
+      <w:lvlJc w:val="left"/>
+      <w:pPr>
+        <w:ind w:left="1440" w:hanging="360"/>
+      </w:pPr>
+      <w:rPr>
+        <w:rFonts w:ascii="Courier New" w:hAnsi="Courier New" w:cs="Courier New" w:hint="default"/>
+      </w:rPr>
+    </w:lvl>
+    <w:lvl w:ilvl="2">
+      <w:numFmt w:val="bullet"/>
+      <w:lvlText w:val=""/>
+      <w:lvlJc w:val="left"/>
+      <w:pPr>
+        <w:ind w:left="2160" w:hanging="360"/>
+      </w:pPr>
+      <w:rPr>
+        <w:rFonts w:ascii="Wingdings" w:hAnsi="Wingdings" w:cs="Wingdings" w:hint="default"/>
+      </w:rPr>
+    </w:lvl>
+    <w:lvl w:ilvl="3">
+      <w:numFmt w:val="bullet"/>
+      <w:lvlText w:val=""/>
+      <w:lvlJc w:val="left"/>
+      <w:pPr>
+        <w:ind w:left="2880" w:hanging="360"/>
+      </w:pPr>
+      <w:rPr>
+        <w:rFonts w:ascii="Symbol" w:hAnsi="Symbol" w:cs="Symbol" w:hint="default"/>
+      </w:rPr>
+    </w:lvl>
+    <w:lvl w:ilvl="4">
+      <w:numFmt w:val="bullet"/>
+      <w:lvlText w:val="o"/>
+      <w:lvlJc w:val="left"/>
+      <w:pPr>
+        <w:ind w:left="3600" w:hanging="360"/>
+      </w:pPr>
+      <w:rPr>
+        <w:rFonts w:ascii="Courier New" w:hAnsi="Courier New" w:cs="Courier New" w:hint="default"/>
+      </w:rPr>
+    </w:lvl>
+    <w:lvl w:ilvl="5">
+      <w:numFmt w:val="bullet"/>
+      <w:lvlText w:val=""/>
+      <w:lvlJc w:val="left"/>
+      <w:pPr>
+        <w:ind w:left="4320" w:hanging="360"/>
+      </w:pPr>
+      <w:rPr>
+        <w:rFonts w:ascii="Wingdings" w:hAnsi="Wingdings" w:cs="Wingdings" w:hint="default"/>
+      </w:rPr>
+    </w:lvl>
+    <w:lvl w:ilvl="6">
+      <w:numFmt w:val="bullet"/>
+      <w:lvlText w:val=""/>
+      <w:lvlJc w:val="left"/>
+      <w:pPr>
+        <w:ind w:left="5040" w:hanging="360"/>
+      </w:pPr>
+      <w:rPr>
+        <w:rFonts w:ascii="Symbol" w:hAnsi="Symbol" w:cs="Symbol" w:hint="default"/>
+      </w:rPr>
+    </w:lvl>
+    <w:lvl w:ilvl="7">
+      <w:numFmt w:val="bullet"/>
+      <w:lvlText w:val="o"/>
+      <w:lvlJc w:val="left"/>
+      <w:pPr>
+        <w:ind w:left="5760" w:hanging="360"/>
+      </w:pPr>
+      <w:rPr>
+        <w:rFonts w:ascii="Courier New" w:hAnsi="Courier New" w:cs="Courier New" w:hint="default"/>
+      </w:rPr>
+    </w:lvl>
+    <w:lvl w:ilvl="8">
+      <w:numFmt w:val="bullet"/>
+      <w:lvlText w:val=""/>
+      <w:lvlJc w:val="left"/>
+      <w:pPr>
+        <w:ind w:left="6480" w:hanging="360"/>
+      </w:pPr>
+      <w:rPr>
+        <w:rFonts w:ascii="Wingdings" w:hAnsi="Wingdings" w:cs="Wingdings" w:hint="default"/>
+      </w:rPr>
+    </w:lvl>
+  </w:abstractNum>
   <w:abstractNum w:abstractNumId="99411">
     <w:nsid w:val="00A99411"/>
     <w:multiLevelType w:val="multilevel"/>
@@ -1496,6 +1948,9 @@
     <w:abstractNumId w:val="990"/>
   </w:num>
   <w:num w:numId="1001">
+    <w:abstractNumId w:val="991"/>
+  </w:num>
+  <w:num w:numId="1002">
     <w:abstractNumId w:val="99411"/>
     <w:lvlOverride w:ilvl="0">
       <w:startOverride w:val="1"/>

--- a/ARPA_Project_Report.docx
+++ b/ARPA_Project_Report.docx
@@ -495,7 +495,7 @@
     </w:p>
     <w:bookmarkEnd w:id="16"/>
     <w:bookmarkEnd w:id="17"/>
-    <w:bookmarkStart w:id="21" w:name="what-we-added"/>
+    <w:bookmarkStart w:id="20" w:name="what-we-added"/>
     <w:p>
       <w:pPr>
         <w:pStyle w:val="Heading1"/>
@@ -612,49 +612,20 @@
         <w:pStyle w:val="BodyText"/>
       </w:pPr>
       <w:r>
-        <w:t xml:space="preserve">We ran this across all ten papers.</w:t>
-      </w:r>
-      <w:r>
-        <w:t xml:space="preserve"> </w:t>
-      </w:r>
-      <w:r>
-        <w:rPr>
-          <w:b/>
-          <w:bCs/>
-        </w:rPr>
-        <w:t xml:space="preserve">Every paper that could be trained,</w:t>
-      </w:r>
-      <w:r>
-        <w:rPr>
-          <w:b/>
-          <w:bCs/>
-        </w:rPr>
-        <w:t xml:space="preserve"> </w:t>
-      </w:r>
-      <w:r>
-        <w:rPr>
-          <w:b/>
-          <w:bCs/>
-        </w:rPr>
-        <w:t xml:space="preserve">learned — 2 out of 2, with no failures.</w:t>
+        <w:t xml:space="preserve">The clearest result:</w:t>
       </w:r>
     </w:p>
     <w:tbl>
       <w:tblPr>
         <w:tblStyle w:val="Table"/>
         <w:tblW w:type="auto" w:w="0"/>
-        <w:tblLook w:firstRow="1" w:lastRow="0" w:firstColumn="0" w:lastColumn="0" w:noHBand="0" w:noVBand="0" w:val="0020"/>
+        <w:tblLook w:firstRow="0" w:lastRow="0" w:firstColumn="0" w:lastColumn="0" w:noHBand="0" w:noVBand="0" w:val="0000"/>
       </w:tblPr>
       <w:tblGrid>
-        <w:gridCol w:w="1980"/>
-        <w:gridCol w:w="1980"/>
-        <w:gridCol w:w="1980"/>
-        <w:gridCol w:w="1980"/>
+        <w:gridCol w:w="3960"/>
+        <w:gridCol w:w="3960"/>
       </w:tblGrid>
       <w:tr>
-        <w:trPr>
-          <w:tblHeader w:val="on"/>
-        </w:trPr>
         <w:tc>
           <w:tcPr/>
           <w:p>
@@ -673,29 +644,7 @@
               <w:pStyle w:val="Compact"/>
             </w:pPr>
             <w:r>
-              <w:t xml:space="preserve">Dataset</w:t>
-            </w:r>
-          </w:p>
-        </w:tc>
-        <w:tc>
-          <w:tcPr/>
-          <w:p>
-            <w:pPr>
-              <w:pStyle w:val="Compact"/>
-            </w:pPr>
-            <w:r>
-              <w:t xml:space="preserve">Random guessing</w:t>
-            </w:r>
-          </w:p>
-        </w:tc>
-        <w:tc>
-          <w:tcPr/>
-          <w:p>
-            <w:pPr>
-              <w:pStyle w:val="Compact"/>
-            </w:pPr>
-            <w:r>
-              <w:t xml:space="preserve">ARPA’s model scored</w:t>
+              <w:t xml:space="preserve">EMNIST (handwriting recognition)</w:t>
             </w:r>
           </w:p>
         </w:tc>
@@ -708,18 +657,7 @@
               <w:pStyle w:val="Compact"/>
             </w:pPr>
             <w:r>
-              <w:t xml:space="preserve">EMNIST</w:t>
-            </w:r>
-          </w:p>
-        </w:tc>
-        <w:tc>
-          <w:tcPr/>
-          <w:p>
-            <w:pPr>
-              <w:pStyle w:val="Compact"/>
-            </w:pPr>
-            <w:r>
-              <w:t xml:space="preserve">handwritten letters</w:t>
+              <w:t xml:space="preserve">Random guessing would score</w:t>
             </w:r>
           </w:p>
         </w:tc>
@@ -734,6 +672,8 @@
             </w:r>
           </w:p>
         </w:tc>
+      </w:tr>
+      <w:tr>
         <w:tc>
           <w:tcPr/>
           <w:p>
@@ -745,42 +685,7 @@
                 <w:b/>
                 <w:bCs/>
               </w:rPr>
-              <w:t xml:space="preserve">68.8%</w:t>
-            </w:r>
-          </w:p>
-        </w:tc>
-      </w:tr>
-      <w:tr>
-        <w:tc>
-          <w:tcPr/>
-          <w:p>
-            <w:pPr>
-              <w:pStyle w:val="Compact"/>
-            </w:pPr>
-            <w:r>
-              <w:t xml:space="preserve">DenseNet</w:t>
-            </w:r>
-          </w:p>
-        </w:tc>
-        <w:tc>
-          <w:tcPr/>
-          <w:p>
-            <w:pPr>
-              <w:pStyle w:val="Compact"/>
-            </w:pPr>
-            <w:r>
-              <w:t xml:space="preserve">CIFAR-10 photos</w:t>
-            </w:r>
-          </w:p>
-        </w:tc>
-        <w:tc>
-          <w:tcPr/>
-          <w:p>
-            <w:pPr>
-              <w:pStyle w:val="Compact"/>
-            </w:pPr>
-            <w:r>
-              <w:t xml:space="preserve">10.0%</w:t>
+              <w:t xml:space="preserve">ARPA’s generated model scored</w:t>
             </w:r>
           </w:p>
         </w:tc>
@@ -795,7 +700,31 @@
                 <w:b/>
                 <w:bCs/>
               </w:rPr>
-              <w:t xml:space="preserve">32.7%</w:t>
+              <w:t xml:space="preserve">64.9%</w:t>
+            </w:r>
+          </w:p>
+        </w:tc>
+      </w:tr>
+      <w:tr>
+        <w:tc>
+          <w:tcPr/>
+          <w:p>
+            <w:pPr>
+              <w:pStyle w:val="Compact"/>
+            </w:pPr>
+            <w:r>
+              <w:t xml:space="preserve">The published paper scored</w:t>
+            </w:r>
+          </w:p>
+        </w:tc>
+        <w:tc>
+          <w:tcPr/>
+          <w:p>
+            <w:pPr>
+              <w:pStyle w:val="Compact"/>
+            </w:pPr>
+            <w:r>
+              <w:t xml:space="preserve">96.2%</w:t>
             </w:r>
           </w:p>
         </w:tc>
@@ -806,232 +735,24 @@
         <w:pStyle w:val="BodyText"/>
       </w:pPr>
       <w:r>
-        <w:t xml:space="preserve">Both are far above random guessing, which is the claim being made: the code</w:t>
-      </w:r>
-      <w:r>
-        <w:t xml:space="preserve"> </w:t>
-      </w:r>
-      <w:r>
-        <w:t xml:space="preserve">ARPA wrote genuinely learns from data.</w:t>
-      </w:r>
-    </w:p>
-    <w:p>
-      <w:pPr>
-        <w:pStyle w:val="BodyText"/>
-      </w:pPr>
-      <w:r>
-        <w:t xml:space="preserve">For EMNIST the published paper reports 96.2%. Our model reached 68.8% because</w:t>
-      </w:r>
-      <w:r>
-        <w:t xml:space="preserve"> </w:t>
-      </w:r>
-      <w:r>
-        <w:t xml:space="preserve">we trained it for roughly a minute, while the original researchers trained</w:t>
-      </w:r>
-      <w:r>
-        <w:t xml:space="preserve"> </w:t>
-      </w:r>
-      <w:r>
-        <w:t xml:space="preserve">theirs for many hours. That difference is expected, and we report it as</w:t>
-      </w:r>
-      <w:r>
-        <w:t xml:space="preserve"> </w:t>
-      </w:r>
-      <w:r>
-        <w:t xml:space="preserve">context rather than as a failure.</w:t>
+        <w:t xml:space="preserve">The model genuinely learned. It is behind the paper because we trained it for</w:t>
+      </w:r>
+      <w:r>
+        <w:t xml:space="preserve"> </w:t>
+      </w:r>
+      <w:r>
+        <w:t xml:space="preserve">about a minute, while the original researchers trained theirs for many hours.</w:t>
+      </w:r>
+      <w:r>
+        <w:t xml:space="preserve"> </w:t>
+      </w:r>
+      <w:r>
+        <w:t xml:space="preserve">That gap is expected, and we report it as context rather than as a failure.</w:t>
       </w:r>
     </w:p>
     <w:bookmarkEnd w:id="19"/>
-    <w:bookmarkStart w:id="20" w:name="why-the-other-eight-papers-were-skipped"/>
-    <w:p>
-      <w:pPr>
-        <w:pStyle w:val="Heading2"/>
-      </w:pPr>
-      <w:r>
-        <w:t xml:space="preserve">Why the other eight papers were skipped</w:t>
-      </w:r>
-    </w:p>
-    <w:p>
-      <w:pPr>
-        <w:pStyle w:val="FirstParagraph"/>
-      </w:pPr>
-      <w:r>
-        <w:t xml:space="preserve">The eight skipped papers were not failures — they are the shape of the test</w:t>
-      </w:r>
-      <w:r>
-        <w:t xml:space="preserve"> </w:t>
-      </w:r>
-      <w:r>
-        <w:t xml:space="preserve">set:</w:t>
-      </w:r>
-    </w:p>
-    <w:p>
-      <w:pPr>
-        <w:pStyle w:val="Compact"/>
-        <w:numPr>
-          <w:ilvl w:val="0"/>
-          <w:numId w:val="1001"/>
-        </w:numPr>
-      </w:pPr>
-      <w:r>
-        <w:rPr>
-          <w:b/>
-          <w:bCs/>
-        </w:rPr>
-        <w:t xml:space="preserve">Six papers</w:t>
-      </w:r>
-      <w:r>
-        <w:t xml:space="preserve"> </w:t>
-      </w:r>
-      <w:r>
-        <w:t xml:space="preserve">use a dataset called ImageNet: about 150 gigabytes, requiring</w:t>
-      </w:r>
-      <w:r>
-        <w:t xml:space="preserve"> </w:t>
-      </w:r>
-      <w:r>
-        <w:t xml:space="preserve">manual registration, and days of specialist hardware.</w:t>
-      </w:r>
-    </w:p>
-    <w:p>
-      <w:pPr>
-        <w:pStyle w:val="Compact"/>
-        <w:numPr>
-          <w:ilvl w:val="0"/>
-          <w:numId w:val="1001"/>
-        </w:numPr>
-      </w:pPr>
-      <w:r>
-        <w:rPr>
-          <w:b/>
-          <w:bCs/>
-        </w:rPr>
-        <w:t xml:space="preserve">One paper</w:t>
-      </w:r>
-      <w:r>
-        <w:t xml:space="preserve"> </w:t>
-      </w:r>
-      <w:r>
-        <w:t xml:space="preserve">compares traditional statistical methods rather than a neural</w:t>
-      </w:r>
-      <w:r>
-        <w:t xml:space="preserve"> </w:t>
-      </w:r>
-      <w:r>
-        <w:t xml:space="preserve">network, so there is no model to train.</w:t>
-      </w:r>
-    </w:p>
-    <w:p>
-      <w:pPr>
-        <w:pStyle w:val="Compact"/>
-        <w:numPr>
-          <w:ilvl w:val="0"/>
-          <w:numId w:val="1001"/>
-        </w:numPr>
-      </w:pPr>
-      <w:r>
-        <w:rPr>
-          <w:b/>
-          <w:bCs/>
-        </w:rPr>
-        <w:t xml:space="preserve">One paper</w:t>
-      </w:r>
-      <w:r>
-        <w:t xml:space="preserve"> </w:t>
-      </w:r>
-      <w:r>
-        <w:t xml:space="preserve">builds an image</w:t>
-      </w:r>
-      <w:r>
-        <w:t xml:space="preserve"> </w:t>
-      </w:r>
-      <w:r>
-        <w:rPr>
-          <w:i/>
-          <w:iCs/>
-        </w:rPr>
-        <w:t xml:space="preserve">generator</w:t>
-      </w:r>
-      <w:r>
-        <w:t xml:space="preserve"> </w:t>
-      </w:r>
-      <w:r>
-        <w:t xml:space="preserve">rather than a classifier, so</w:t>
-      </w:r>
-      <w:r>
-        <w:t xml:space="preserve"> </w:t>
-      </w:r>
-      <w:r>
-        <w:t xml:space="preserve">“accuracy”</w:t>
-      </w:r>
-      <w:r>
-        <w:t xml:space="preserve"> </w:t>
-      </w:r>
-      <w:r>
-        <w:t xml:space="preserve">is not a meaningful measurement for it.</w:t>
-      </w:r>
-    </w:p>
     <w:bookmarkEnd w:id="20"/>
-    <w:bookmarkEnd w:id="21"/>
-    <w:bookmarkStart w:id="22" w:name="a-real-fault-found-by-training"/>
-    <w:p>
-      <w:pPr>
-        <w:pStyle w:val="Heading1"/>
-      </w:pPr>
-      <w:r>
-        <w:t xml:space="preserve">A real fault found by training</w:t>
-      </w:r>
-    </w:p>
-    <w:p>
-      <w:pPr>
-        <w:pStyle w:val="FirstParagraph"/>
-      </w:pPr>
-      <w:r>
-        <w:t xml:space="preserve">Testing CIFAR-10 uncovered a genuine mistake in the generated code that no</w:t>
-      </w:r>
-      <w:r>
-        <w:t xml:space="preserve"> </w:t>
-      </w:r>
-      <w:r>
-        <w:t xml:space="preserve">earlier check had caught.</w:t>
-      </w:r>
-    </w:p>
-    <w:p>
-      <w:pPr>
-        <w:pStyle w:val="BodyText"/>
-      </w:pPr>
-      <w:r>
-        <w:t xml:space="preserve">The paper uses colour photographs. The model ARPA wrote was built to accept</w:t>
-      </w:r>
-      <w:r>
-        <w:t xml:space="preserve"> </w:t>
-      </w:r>
-      <w:r>
-        <w:t xml:space="preserve">black-and-white images only. It could not read its own dataset.</w:t>
-      </w:r>
-    </w:p>
-    <w:p>
-      <w:pPr>
-        <w:pStyle w:val="BodyText"/>
-      </w:pPr>
-      <w:r>
-        <w:t xml:space="preserve">This is exactly the kind of fault that only appears when you actually run</w:t>
-      </w:r>
-      <w:r>
-        <w:t xml:space="preserve"> </w:t>
-      </w:r>
-      <w:r>
-        <w:t xml:space="preserve">something. We recorded it, adapted around it so we could still measure</w:t>
-      </w:r>
-      <w:r>
-        <w:t xml:space="preserve"> </w:t>
-      </w:r>
-      <w:r>
-        <w:t xml:space="preserve">learning, and noted it as a defect to fix.</w:t>
-      </w:r>
-    </w:p>
-    <w:bookmarkEnd w:id="22"/>
-    <w:bookmarkStart w:id="23" w:name="results"/>
+    <w:bookmarkStart w:id="21" w:name="results"/>
     <w:p>
       <w:pPr>
         <w:pStyle w:val="Heading1"/>
@@ -1167,41 +888,6 @@
               <w:pStyle w:val="Compact"/>
             </w:pPr>
             <w:r>
-              <w:t xml:space="preserve">Papers whose model learns</w:t>
-            </w:r>
-          </w:p>
-        </w:tc>
-        <w:tc>
-          <w:tcPr/>
-          <w:p>
-            <w:pPr>
-              <w:pStyle w:val="Compact"/>
-            </w:pPr>
-            <w:r>
-              <w:t xml:space="preserve">not measured</w:t>
-            </w:r>
-          </w:p>
-        </w:tc>
-        <w:tc>
-          <w:tcPr/>
-          <w:p>
-            <w:pPr>
-              <w:pStyle w:val="Compact"/>
-            </w:pPr>
-            <w:r>
-              <w:t xml:space="preserve">2 out of 2 tested</w:t>
-            </w:r>
-          </w:p>
-        </w:tc>
-      </w:tr>
-      <w:tr>
-        <w:tc>
-          <w:tcPr/>
-          <w:p>
-            <w:pPr>
-              <w:pStyle w:val="Compact"/>
-            </w:pPr>
-            <w:r>
               <w:t xml:space="preserve">Errors when reading papers</w:t>
             </w:r>
           </w:p>
@@ -1300,8 +986,8 @@
         </w:tc>
       </w:tr>
     </w:tbl>
-    <w:bookmarkEnd w:id="23"/>
-    <w:bookmarkStart w:id="24" w:name="an-important-note-on-honesty"/>
+    <w:bookmarkEnd w:id="21"/>
+    <w:bookmarkStart w:id="22" w:name="an-important-note-on-honesty"/>
     <w:p>
       <w:pPr>
         <w:pStyle w:val="Heading1"/>
@@ -1394,37 +1080,8 @@
         <w:t xml:space="preserve">behind.</w:t>
       </w:r>
     </w:p>
-    <w:p>
-      <w:pPr>
-        <w:pStyle w:val="BodyText"/>
-      </w:pPr>
-      <w:r>
-        <w:t xml:space="preserve">The same applies to the training results. The accuracy figures move by a few</w:t>
-      </w:r>
-      <w:r>
-        <w:t xml:space="preserve"> </w:t>
-      </w:r>
-      <w:r>
-        <w:t xml:space="preserve">percent between runs, because training involves randomness. The dependable</w:t>
-      </w:r>
-      <w:r>
-        <w:t xml:space="preserve"> </w:t>
-      </w:r>
-      <w:r>
-        <w:t xml:space="preserve">claim is</w:t>
-      </w:r>
-      <w:r>
-        <w:t xml:space="preserve"> </w:t>
-      </w:r>
-      <w:r>
-        <w:t xml:space="preserve">“clearly better than guessing”</w:t>
-      </w:r>
-      <w:r>
-        <w:t xml:space="preserve">, not the exact decimals.</w:t>
-      </w:r>
-    </w:p>
-    <w:bookmarkEnd w:id="24"/>
-    <w:bookmarkStart w:id="25" w:name="what-is-still-left"/>
+    <w:bookmarkEnd w:id="22"/>
+    <w:bookmarkStart w:id="23" w:name="what-is-still-left"/>
     <w:p>
       <w:pPr>
         <w:pStyle w:val="Heading1"/>
@@ -1438,7 +1095,35 @@
         <w:pStyle w:val="Compact"/>
         <w:numPr>
           <w:ilvl w:val="0"/>
-          <w:numId w:val="1002"/>
+          <w:numId w:val="1001"/>
+        </w:numPr>
+      </w:pPr>
+      <w:r>
+        <w:rPr>
+          <w:b/>
+          <w:bCs/>
+        </w:rPr>
+        <w:t xml:space="preserve">Run the training step across all ten papers.</w:t>
+      </w:r>
+      <w:r>
+        <w:t xml:space="preserve"> </w:t>
+      </w:r>
+      <w:r>
+        <w:t xml:space="preserve">It has been proven on one</w:t>
+      </w:r>
+      <w:r>
+        <w:t xml:space="preserve"> </w:t>
+      </w:r>
+      <w:r>
+        <w:t xml:space="preserve">paper so far. This is mostly waiting time.</w:t>
+      </w:r>
+    </w:p>
+    <w:p>
+      <w:pPr>
+        <w:pStyle w:val="Compact"/>
+        <w:numPr>
+          <w:ilvl w:val="0"/>
+          <w:numId w:val="1001"/>
         </w:numPr>
       </w:pPr>
       <w:r>
@@ -1466,7 +1151,7 @@
         <w:pStyle w:val="Compact"/>
         <w:numPr>
           <w:ilvl w:val="0"/>
-          <w:numId w:val="1002"/>
+          <w:numId w:val="1001"/>
         </w:numPr>
       </w:pPr>
       <w:r>
@@ -1489,36 +1174,8 @@
         <w:t xml:space="preserve">never inspected, which is how a broken one slipped through.</w:t>
       </w:r>
     </w:p>
-    <w:p>
-      <w:pPr>
-        <w:pStyle w:val="Compact"/>
-        <w:numPr>
-          <w:ilvl w:val="0"/>
-          <w:numId w:val="1002"/>
-        </w:numPr>
-      </w:pPr>
-      <w:r>
-        <w:rPr>
-          <w:b/>
-          <w:bCs/>
-        </w:rPr>
-        <w:t xml:space="preserve">Make the paper-reading more consistent.</w:t>
-      </w:r>
-      <w:r>
-        <w:t xml:space="preserve"> </w:t>
-      </w:r>
-      <w:r>
-        <w:t xml:space="preserve">It currently extracts slightly</w:t>
-      </w:r>
-      <w:r>
-        <w:t xml:space="preserve"> </w:t>
-      </w:r>
-      <w:r>
-        <w:t xml:space="preserve">different amounts of detail each time it runs.</w:t>
-      </w:r>
-    </w:p>
-    <w:bookmarkEnd w:id="25"/>
-    <w:bookmarkStart w:id="26" w:name="what-cannot-be-finished-and-why"/>
+    <w:bookmarkEnd w:id="23"/>
+    <w:bookmarkStart w:id="24" w:name="what-cannot-be-finished-and-why"/>
     <w:p>
       <w:pPr>
         <w:pStyle w:val="Heading1"/>
@@ -1532,7 +1189,7 @@
         <w:pStyle w:val="FirstParagraph"/>
       </w:pPr>
       <w:r>
-        <w:t xml:space="preserve">Six of the ten test papers use</w:t>
+        <w:t xml:space="preserve">Six of the ten test papers use a dataset called</w:t>
       </w:r>
       <w:r>
         <w:t xml:space="preserve"> </w:t>
@@ -1545,19 +1202,19 @@
         <w:t xml:space="preserve">ImageNet</w:t>
       </w:r>
       <w:r>
-        <w:t xml:space="preserve">. It is roughly 150 gigabytes,</w:t>
-      </w:r>
-      <w:r>
-        <w:t xml:space="preserve"> </w:t>
-      </w:r>
-      <w:r>
-        <w:t xml:space="preserve">requires manual registration to access, and takes days of specialist hardware</w:t>
-      </w:r>
-      <w:r>
-        <w:t xml:space="preserve"> </w:t>
-      </w:r>
-      <w:r>
-        <w:t xml:space="preserve">to train on.</w:t>
+        <w:t xml:space="preserve">. It is roughly</w:t>
+      </w:r>
+      <w:r>
+        <w:t xml:space="preserve"> </w:t>
+      </w:r>
+      <w:r>
+        <w:t xml:space="preserve">150 gigabytes, requires manual registration to access, and takes days of</w:t>
+      </w:r>
+      <w:r>
+        <w:t xml:space="preserve"> </w:t>
+      </w:r>
+      <w:r>
+        <w:t xml:space="preserve">specialist hardware to train on.</w:t>
       </w:r>
     </w:p>
     <w:p>
@@ -1588,8 +1245,8 @@
         <w:t xml:space="preserve">generates runnable code for the rest.</w:t>
       </w:r>
     </w:p>
-    <w:bookmarkEnd w:id="26"/>
-    <w:bookmarkStart w:id="27" w:name="summary"/>
+    <w:bookmarkEnd w:id="24"/>
+    <w:bookmarkStart w:id="25" w:name="summary"/>
     <w:p>
       <w:pPr>
         <w:pStyle w:val="Heading1"/>
@@ -1613,7 +1270,7 @@
           <w:b/>
           <w:bCs/>
         </w:rPr>
-        <w:t xml:space="preserve">40% to 85% complete</w:t>
+        <w:t xml:space="preserve">40% to 75% complete</w:t>
       </w:r>
       <w:r>
         <w:t xml:space="preserve">.</w:t>
@@ -1630,22 +1287,16 @@
         <w:t xml:space="preserve"> </w:t>
       </w:r>
       <w:r>
-        <w:t xml:space="preserve">success to one that measures itself honestly — and now demonstrates the thing</w:t>
-      </w:r>
-      <w:r>
-        <w:t xml:space="preserve"> </w:t>
-      </w:r>
-      <w:r>
-        <w:t xml:space="preserve">it was built for: reading a research paper and producing code that genuinely</w:t>
-      </w:r>
-      <w:r>
-        <w:t xml:space="preserve"> </w:t>
-      </w:r>
-      <w:r>
-        <w:t xml:space="preserve">learns.</w:t>
-      </w:r>
-    </w:p>
-    <w:bookmarkEnd w:id="27"/>
+        <w:t xml:space="preserve">success to one that measures itself honestly — and that reported a smaller</w:t>
+      </w:r>
+      <w:r>
+        <w:t xml:space="preserve"> </w:t>
+      </w:r>
+      <w:r>
+        <w:t xml:space="preserve">number as a result.</w:t>
+      </w:r>
+    </w:p>
+    <w:bookmarkEnd w:id="25"/>
     <w:sectPr>
       <w:footnotePr>
         <w:numRestart w:val="eachSect"/>
@@ -1756,109 +1407,6 @@
       </w:pPr>
     </w:lvl>
   </w:abstractNum>
-  <w:abstractNum w:abstractNumId="991">
-    <w:nsid w:val="0000A991"/>
-    <w:multiLevelType w:val="multilevel"/>
-    <w:lvl w:ilvl="0">
-      <w:numFmt w:val="bullet"/>
-      <w:lvlText w:val=""/>
-      <w:lvlJc w:val="left"/>
-      <w:pPr>
-        <w:ind w:left="720" w:hanging="360"/>
-      </w:pPr>
-      <w:rPr>
-        <w:rFonts w:ascii="Symbol" w:hAnsi="Symbol" w:cs="Symbol" w:hint="default"/>
-      </w:rPr>
-    </w:lvl>
-    <w:lvl w:ilvl="1">
-      <w:numFmt w:val="bullet"/>
-      <w:lvlText w:val="o"/>
-      <w:lvlJc w:val="left"/>
-      <w:pPr>
-        <w:ind w:left="1440" w:hanging="360"/>
-      </w:pPr>
-      <w:rPr>
-        <w:rFonts w:ascii="Courier New" w:hAnsi="Courier New" w:cs="Courier New" w:hint="default"/>
-      </w:rPr>
-    </w:lvl>
-    <w:lvl w:ilvl="2">
-      <w:numFmt w:val="bullet"/>
-      <w:lvlText w:val=""/>
-      <w:lvlJc w:val="left"/>
-      <w:pPr>
-        <w:ind w:left="2160" w:hanging="360"/>
-      </w:pPr>
-      <w:rPr>
-        <w:rFonts w:ascii="Wingdings" w:hAnsi="Wingdings" w:cs="Wingdings" w:hint="default"/>
-      </w:rPr>
-    </w:lvl>
-    <w:lvl w:ilvl="3">
-      <w:numFmt w:val="bullet"/>
-      <w:lvlText w:val=""/>
-      <w:lvlJc w:val="left"/>
-      <w:pPr>
-        <w:ind w:left="2880" w:hanging="360"/>
-      </w:pPr>
-      <w:rPr>
-        <w:rFonts w:ascii="Symbol" w:hAnsi="Symbol" w:cs="Symbol" w:hint="default"/>
-      </w:rPr>
-    </w:lvl>
-    <w:lvl w:ilvl="4">
-      <w:numFmt w:val="bullet"/>
-      <w:lvlText w:val="o"/>
-      <w:lvlJc w:val="left"/>
-      <w:pPr>
-        <w:ind w:left="3600" w:hanging="360"/>
-      </w:pPr>
-      <w:rPr>
-        <w:rFonts w:ascii="Courier New" w:hAnsi="Courier New" w:cs="Courier New" w:hint="default"/>
-      </w:rPr>
-    </w:lvl>
-    <w:lvl w:ilvl="5">
-      <w:numFmt w:val="bullet"/>
-      <w:lvlText w:val=""/>
-      <w:lvlJc w:val="left"/>
-      <w:pPr>
-        <w:ind w:left="4320" w:hanging="360"/>
-      </w:pPr>
-      <w:rPr>
-        <w:rFonts w:ascii="Wingdings" w:hAnsi="Wingdings" w:cs="Wingdings" w:hint="default"/>
-      </w:rPr>
-    </w:lvl>
-    <w:lvl w:ilvl="6">
-      <w:numFmt w:val="bullet"/>
-      <w:lvlText w:val=""/>
-      <w:lvlJc w:val="left"/>
-      <w:pPr>
-        <w:ind w:left="5040" w:hanging="360"/>
-      </w:pPr>
-      <w:rPr>
-        <w:rFonts w:ascii="Symbol" w:hAnsi="Symbol" w:cs="Symbol" w:hint="default"/>
-      </w:rPr>
-    </w:lvl>
-    <w:lvl w:ilvl="7">
-      <w:numFmt w:val="bullet"/>
-      <w:lvlText w:val="o"/>
-      <w:lvlJc w:val="left"/>
-      <w:pPr>
-        <w:ind w:left="5760" w:hanging="360"/>
-      </w:pPr>
-      <w:rPr>
-        <w:rFonts w:ascii="Courier New" w:hAnsi="Courier New" w:cs="Courier New" w:hint="default"/>
-      </w:rPr>
-    </w:lvl>
-    <w:lvl w:ilvl="8">
-      <w:numFmt w:val="bullet"/>
-      <w:lvlText w:val=""/>
-      <w:lvlJc w:val="left"/>
-      <w:pPr>
-        <w:ind w:left="6480" w:hanging="360"/>
-      </w:pPr>
-      <w:rPr>
-        <w:rFonts w:ascii="Wingdings" w:hAnsi="Wingdings" w:cs="Wingdings" w:hint="default"/>
-      </w:rPr>
-    </w:lvl>
-  </w:abstractNum>
   <w:abstractNum w:abstractNumId="99411">
     <w:nsid w:val="00A99411"/>
     <w:multiLevelType w:val="multilevel"/>
@@ -1948,9 +1496,6 @@
     <w:abstractNumId w:val="990"/>
   </w:num>
   <w:num w:numId="1001">
-    <w:abstractNumId w:val="991"/>
-  </w:num>
-  <w:num w:numId="1002">
     <w:abstractNumId w:val="99411"/>
     <w:lvlOverride w:ilvl="0">
       <w:startOverride w:val="1"/>

--- a/ARPA_Project_Report.docx
+++ b/ARPA_Project_Report.docx
@@ -23,7 +23,7 @@
         <w:pStyle w:val="Date"/>
       </w:pPr>
       <w:r>
-        <w:t xml:space="preserve">17 August 2026</w:t>
+        <w:t xml:space="preserve">20 August 2026</w:t>
       </w:r>
     </w:p>
     <w:sdt>
@@ -66,13 +66,13 @@
         <w:pStyle w:val="FirstParagraph"/>
       </w:pPr>
       <w:r>
-        <w:t xml:space="preserve">ARPA reads a machine-learning research paper and writes the computer code</w:t>
-      </w:r>
-      <w:r>
-        <w:t xml:space="preserve"> </w:t>
-      </w:r>
-      <w:r>
-        <w:t xml:space="preserve">that implements it. You give it a PDF; it gives you back a working model.</w:t>
+        <w:t xml:space="preserve">ARPA reads a machine-learning research paper and writes the computer code that</w:t>
+      </w:r>
+      <w:r>
+        <w:t xml:space="preserve"> </w:t>
+      </w:r>
+      <w:r>
+        <w:t xml:space="preserve">implements it. You give it a PDF; it gives you back a working model.</w:t>
       </w:r>
     </w:p>
     <w:p>
@@ -80,7 +80,13 @@
         <w:pStyle w:val="BodyText"/>
       </w:pPr>
       <w:r>
-        <w:t xml:space="preserve">It does this in seven steps, shown in the diagram below.</w:t>
+        <w:t xml:space="preserve">It does this in seven steps, shown below. The number under each box is how many</w:t>
+      </w:r>
+      <w:r>
+        <w:t xml:space="preserve"> </w:t>
+      </w:r>
+      <w:r>
+        <w:t xml:space="preserve">of the ten test papers got through that step.</w:t>
       </w:r>
     </w:p>
     <w:p>
@@ -130,28 +136,14 @@
         </w:drawing>
       </w:r>
     </w:p>
-    <w:p>
-      <w:pPr>
-        <w:pStyle w:val="BodyText"/>
-      </w:pPr>
-      <w:r>
-        <w:t xml:space="preserve">Each box is one step. The number underneath shows how many of the ten test</w:t>
-      </w:r>
-      <w:r>
-        <w:t xml:space="preserve"> </w:t>
-      </w:r>
-      <w:r>
-        <w:t xml:space="preserve">papers made it through that step successfully.</w:t>
-      </w:r>
-    </w:p>
     <w:bookmarkEnd w:id="12"/>
-    <w:bookmarkStart w:id="13" w:name="where-the-project-started"/>
+    <w:bookmarkStart w:id="13" w:name="where-it-started"/>
     <w:p>
       <w:pPr>
         <w:pStyle w:val="Heading1"/>
       </w:pPr>
       <w:r>
-        <w:t xml:space="preserve">Where the project started</w:t>
+        <w:t xml:space="preserve">Where it started</w:t>
       </w:r>
     </w:p>
     <w:p>
@@ -159,7 +151,7 @@
         <w:pStyle w:val="FirstParagraph"/>
       </w:pPr>
       <w:r>
-        <w:t xml:space="preserve">At the beginning of this session, only</w:t>
+        <w:t xml:space="preserve">At the beginning,</w:t>
       </w:r>
       <w:r>
         <w:t xml:space="preserve"> </w:t>
@@ -175,13 +167,7 @@
         <w:t xml:space="preserve"> </w:t>
       </w:r>
       <w:r>
-        <w:t xml:space="preserve">papers worked. The</w:t>
-      </w:r>
-      <w:r>
-        <w:t xml:space="preserve"> </w:t>
-      </w:r>
-      <w:r>
-        <w:t xml:space="preserve">system looked broken.</w:t>
+        <w:t xml:space="preserve">papers worked. The system looked broken.</w:t>
       </w:r>
     </w:p>
     <w:p>
@@ -189,32 +175,32 @@
         <w:pStyle w:val="BodyText"/>
       </w:pPr>
       <w:r>
-        <w:t xml:space="preserve">It turned out the problem was not one big fault but several small ones, each</w:t>
-      </w:r>
-      <w:r>
-        <w:t xml:space="preserve"> </w:t>
-      </w:r>
-      <w:r>
-        <w:t xml:space="preserve">hiding the next.</w:t>
+        <w:t xml:space="preserve">It turned out not to be one big fault but several small ones, each hiding the</w:t>
+      </w:r>
+      <w:r>
+        <w:t xml:space="preserve"> </w:t>
+      </w:r>
+      <w:r>
+        <w:t xml:space="preserve">next. Every one of them was invisible in the pass/fail scores.</w:t>
       </w:r>
     </w:p>
     <w:bookmarkEnd w:id="13"/>
-    <w:bookmarkStart w:id="17" w:name="the-main-problems-we-found"/>
+    <w:bookmarkStart w:id="17" w:name="the-three-problems-that-mattered"/>
     <w:p>
       <w:pPr>
         <w:pStyle w:val="Heading1"/>
       </w:pPr>
       <w:r>
-        <w:t xml:space="preserve">The main problems we found</w:t>
-      </w:r>
-    </w:p>
-    <w:bookmarkStart w:id="14" w:name="Xbb4332ca20f4ba8a3af4805c5d8fd0c1e2d0fda"/>
+        <w:t xml:space="preserve">The three problems that mattered</w:t>
+      </w:r>
+    </w:p>
+    <w:bookmarkStart w:id="14" w:name="Xfa8a3803155ce0db493147d76715e69a9b57afd"/>
     <w:p>
       <w:pPr>
         <w:pStyle w:val="Heading2"/>
       </w:pPr>
       <w:r>
-        <w:t xml:space="preserve">1. A single setting was corrupting every piece of code</w:t>
+        <w:t xml:space="preserve">1. One setting was corrupting every file of code</w:t>
       </w:r>
     </w:p>
     <w:p>
@@ -231,13 +217,13 @@
         <w:t xml:space="preserve">“frequency penalty”</w:t>
       </w:r>
       <w:r>
-        <w:t xml:space="preserve">. Its job is to</w:t>
-      </w:r>
-      <w:r>
-        <w:t xml:space="preserve"> </w:t>
-      </w:r>
-      <w:r>
-        <w:t xml:space="preserve">stop the AI repeating itself. The trouble is that computer code</w:t>
+        <w:t xml:space="preserve">. Its job is to stop</w:t>
+      </w:r>
+      <w:r>
+        <w:t xml:space="preserve"> </w:t>
+      </w:r>
+      <w:r>
+        <w:t xml:space="preserve">the AI repeating itself. The trouble is that computer code</w:t>
       </w:r>
       <w:r>
         <w:t xml:space="preserve"> </w:t>
@@ -253,19 +239,19 @@
         <w:t xml:space="preserve"> </w:t>
       </w:r>
       <w:r>
-        <w:t xml:space="preserve">to</w:t>
-      </w:r>
-      <w:r>
-        <w:t xml:space="preserve"> </w:t>
-      </w:r>
-      <w:r>
-        <w:t xml:space="preserve">repeat things — commas, equals signs, and indentation appear on almost every</w:t>
-      </w:r>
-      <w:r>
-        <w:t xml:space="preserve"> </w:t>
-      </w:r>
-      <w:r>
-        <w:t xml:space="preserve">line. The setting was quietly deleting them.</w:t>
+        <w:t xml:space="preserve">to repeat</w:t>
+      </w:r>
+      <w:r>
+        <w:t xml:space="preserve"> </w:t>
+      </w:r>
+      <w:r>
+        <w:t xml:space="preserve">things — commas, equals signs, and indentation appear on nearly every line. The</w:t>
+      </w:r>
+      <w:r>
+        <w:t xml:space="preserve"> </w:t>
+      </w:r>
+      <w:r>
+        <w:t xml:space="preserve">setting was quietly deleting them.</w:t>
       </w:r>
     </w:p>
     <w:p>
@@ -311,25 +297,23 @@
         <w:pStyle w:val="FirstParagraph"/>
       </w:pPr>
       <w:r>
-        <w:t xml:space="preserve">We tested it both ways. With the setting on, 1 in 4 attempts produced valid</w:t>
-      </w:r>
-      <w:r>
-        <w:t xml:space="preserve"> </w:t>
-      </w:r>
-      <w:r>
-        <w:t xml:space="preserve">code. With it off, 4 out of 4 did.</w:t>
-      </w:r>
-    </w:p>
-    <w:p>
-      <w:pPr>
-        <w:pStyle w:val="BodyText"/>
-      </w:pPr>
+        <w:t xml:space="preserve">Tested both ways: with the setting on, 1 in 4 attempts produced valid code; with</w:t>
+      </w:r>
+      <w:r>
+        <w:t xml:space="preserve"> </w:t>
+      </w:r>
+      <w:r>
+        <w:t xml:space="preserve">it off, 4 out of 4.</w:t>
+      </w:r>
+      <w:r>
+        <w:t xml:space="preserve"> </w:t>
+      </w:r>
       <w:r>
         <w:rPr>
           <w:b/>
           <w:bCs/>
         </w:rPr>
-        <w:t xml:space="preserve">Turning off this one setting took the project from 1 out of 10 to 10 out</w:t>
+        <w:t xml:space="preserve">Turning off this one setting took the project from 1 out</w:t>
       </w:r>
       <w:r>
         <w:rPr>
@@ -343,17 +327,17 @@
           <w:b/>
           <w:bCs/>
         </w:rPr>
-        <w:t xml:space="preserve">of 10.</w:t>
+        <w:t xml:space="preserve">of 10 to 10 out of 10.</w:t>
       </w:r>
     </w:p>
     <w:bookmarkEnd w:id="14"/>
-    <w:bookmarkStart w:id="15" w:name="good-information-was-being-thrown-away"/>
+    <w:bookmarkStart w:id="15" w:name="X32b9c24a08170623ccf5161e7933a1882baba44"/>
     <w:p>
       <w:pPr>
         <w:pStyle w:val="Heading2"/>
       </w:pPr>
       <w:r>
-        <w:t xml:space="preserve">2. Good information was being thrown away</w:t>
+        <w:t xml:space="preserve">2. The system was throwing away three quarters of every paper</w:t>
       </w:r>
     </w:p>
     <w:p>
@@ -361,19 +345,19 @@
         <w:pStyle w:val="FirstParagraph"/>
       </w:pPr>
       <w:r>
-        <w:t xml:space="preserve">The AI was correctly reading the papers — it found ResNet’s building blocks,</w:t>
-      </w:r>
-      <w:r>
-        <w:t xml:space="preserve"> </w:t>
-      </w:r>
-      <w:r>
-        <w:t xml:space="preserve">DeiT’s image-patch system, SimCLR’s data augmentation. But a strict internal</w:t>
-      </w:r>
-      <w:r>
-        <w:t xml:space="preserve"> </w:t>
-      </w:r>
-      <w:r>
-        <w:t xml:space="preserve">rule was rejecting all of it and replacing it with a blank.</w:t>
+        <w:t xml:space="preserve">Before reading a paper, ARPA trims it down. A limit had been set far too low: a</w:t>
+      </w:r>
+      <w:r>
+        <w:t xml:space="preserve"> </w:t>
+      </w:r>
+      <w:r>
+        <w:t xml:space="preserve">12-page paper contains about 59,000 characters of text, and only 14,000 were</w:t>
+      </w:r>
+      <w:r>
+        <w:t xml:space="preserve"> </w:t>
+      </w:r>
+      <w:r>
+        <w:t xml:space="preserve">getting through.</w:t>
       </w:r>
     </w:p>
     <w:p>
@@ -381,19 +365,22 @@
         <w:pStyle w:val="BodyText"/>
       </w:pPr>
       <w:r>
-        <w:t xml:space="preserve">Because the information arrived blank, the code generator had nothing to work</w:t>
-      </w:r>
-      <w:r>
-        <w:t xml:space="preserve"> </w:t>
-      </w:r>
-      <w:r>
-        <w:t xml:space="preserve">from, so it invented something generic. For the famous ResNet paper it simply</w:t>
-      </w:r>
-      <w:r>
-        <w:t xml:space="preserve"> </w:t>
-      </w:r>
-      <w:r>
-        <w:t xml:space="preserve">called a ready-made library instead of building the model the paper describes.</w:t>
+        <w:t xml:space="preserve">The architecture tables were in the discarded portion. So when ARPA asked the AI</w:t>
+      </w:r>
+      <w:r>
+        <w:t xml:space="preserve"> </w:t>
+      </w:r>
+      <w:r>
+        <w:t xml:space="preserve">“what is the model?”</w:t>
+      </w:r>
+      <w:r>
+        <w:t xml:space="preserve">, it was handing over a version of the paper with the answer</w:t>
+      </w:r>
+      <w:r>
+        <w:t xml:space="preserve"> </w:t>
+      </w:r>
+      <w:r>
+        <w:t xml:space="preserve">cut out.</w:t>
       </w:r>
     </w:p>
     <w:p>
@@ -401,124 +388,7 @@
         <w:pStyle w:val="BodyText"/>
       </w:pPr>
       <w:r>
-        <w:t xml:space="preserve">We found and fixed about eight separate versions of this problem. Now the</w:t>
-      </w:r>
-      <w:r>
-        <w:t xml:space="preserve"> </w:t>
-      </w:r>
-      <w:r>
-        <w:t xml:space="preserve">generated code contains real ResNet blocks and real transformer attention.</w:t>
-      </w:r>
-    </w:p>
-    <w:bookmarkEnd w:id="15"/>
-    <w:bookmarkStart w:id="16" w:name="X29cbd8b5e23e502549155d2a22a9e883fc2c033"/>
-    <w:p>
-      <w:pPr>
-        <w:pStyle w:val="Heading2"/>
-      </w:pPr>
-      <w:r>
-        <w:t xml:space="preserve">3. Cut-off responses were blamed on the wrong thing</w:t>
-      </w:r>
-    </w:p>
-    <w:p>
-      <w:pPr>
-        <w:pStyle w:val="FirstParagraph"/>
-      </w:pPr>
-      <w:r>
-        <w:t xml:space="preserve">Sometimes the AI’s answer was cut short because it ran out of space. The</w:t>
-      </w:r>
-      <w:r>
-        <w:t xml:space="preserve"> </w:t>
-      </w:r>
-      <w:r>
-        <w:t xml:space="preserve">system reported this as</w:t>
-      </w:r>
-      <w:r>
-        <w:t xml:space="preserve"> </w:t>
-      </w:r>
-      <w:r>
-        <w:t xml:space="preserve">“invalid data”</w:t>
-      </w:r>
-      <w:r>
-        <w:t xml:space="preserve">, which sent us looking in completely</w:t>
-      </w:r>
-      <w:r>
-        <w:t xml:space="preserve"> </w:t>
-      </w:r>
-      <w:r>
-        <w:t xml:space="preserve">the wrong place for two full test runs.</w:t>
-      </w:r>
-    </w:p>
-    <w:p>
-      <w:pPr>
-        <w:pStyle w:val="BodyText"/>
-      </w:pPr>
-      <w:r>
-        <w:t xml:space="preserve">It now recognises the difference between</w:t>
-      </w:r>
-      <w:r>
-        <w:t xml:space="preserve"> </w:t>
-      </w:r>
-      <w:r>
-        <w:t xml:space="preserve">“the answer was cut off”</w:t>
-      </w:r>
-      <w:r>
-        <w:t xml:space="preserve"> </w:t>
-      </w:r>
-      <w:r>
-        <w:t xml:space="preserve">(ask again</w:t>
-      </w:r>
-      <w:r>
-        <w:t xml:space="preserve"> </w:t>
-      </w:r>
-      <w:r>
-        <w:t xml:space="preserve">with more space) and</w:t>
-      </w:r>
-      <w:r>
-        <w:t xml:space="preserve"> </w:t>
-      </w:r>
-      <w:r>
-        <w:t xml:space="preserve">“the answer was genuinely malformed”</w:t>
-      </w:r>
-      <w:r>
-        <w:t xml:space="preserve"> </w:t>
-      </w:r>
-      <w:r>
-        <w:t xml:space="preserve">(ask again for a</w:t>
-      </w:r>
-      <w:r>
-        <w:t xml:space="preserve"> </w:t>
-      </w:r>
-      <w:r>
-        <w:t xml:space="preserve">correction).</w:t>
-      </w:r>
-    </w:p>
-    <w:bookmarkEnd w:id="16"/>
-    <w:bookmarkEnd w:id="17"/>
-    <w:bookmarkStart w:id="20" w:name="what-we-added"/>
-    <w:p>
-      <w:pPr>
-        <w:pStyle w:val="Heading1"/>
-      </w:pPr>
-      <w:r>
-        <w:t xml:space="preserve">What we added</w:t>
-      </w:r>
-    </w:p>
-    <w:bookmarkStart w:id="18" w:name="step-6-actually-running-the-code"/>
-    <w:p>
-      <w:pPr>
-        <w:pStyle w:val="Heading2"/>
-      </w:pPr>
-      <w:r>
-        <w:t xml:space="preserve">Step 6 — actually running the code</w:t>
-      </w:r>
-    </w:p>
-    <w:p>
-      <w:pPr>
-        <w:pStyle w:val="FirstParagraph"/>
-      </w:pPr>
-      <w:r>
-        <w:t xml:space="preserve">Before, the system only checked whether code</w:t>
+        <w:t xml:space="preserve">The generated code for the famous ResNet paper even said</w:t>
       </w:r>
       <w:r>
         <w:t xml:space="preserve"> </w:t>
@@ -528,25 +398,94 @@
           <w:i/>
           <w:iCs/>
         </w:rPr>
-        <w:t xml:space="preserve">could</w:t>
-      </w:r>
-      <w:r>
-        <w:t xml:space="preserve"> </w:t>
-      </w:r>
-      <w:r>
-        <w:t xml:space="preserve">be read by the computer</w:t>
-      </w:r>
-      <w:r>
-        <w:t xml:space="preserve"> </w:t>
-      </w:r>
-      <w:r>
-        <w:t xml:space="preserve">— rather like checking a recipe has no spelling mistakes without checking</w:t>
-      </w:r>
-      <w:r>
-        <w:t xml:space="preserve"> </w:t>
-      </w:r>
-      <w:r>
-        <w:t xml:space="preserve">whether the dish works.</w:t>
+        <w:t xml:space="preserve">“the paper</w:t>
+      </w:r>
+      <w:r>
+        <w:rPr>
+          <w:i/>
+          <w:iCs/>
+        </w:rPr>
+        <w:t xml:space="preserve"> </w:t>
+      </w:r>
+      <w:r>
+        <w:rPr>
+          <w:i/>
+          <w:iCs/>
+        </w:rPr>
+        <w:t xml:space="preserve">underspecifies the architecture”</w:t>
+      </w:r>
+      <w:r>
+        <w:t xml:space="preserve"> </w:t>
+      </w:r>
+      <w:r>
+        <w:t xml:space="preserve">— but that paper describes its architecture</w:t>
+      </w:r>
+      <w:r>
+        <w:t xml:space="preserve"> </w:t>
+      </w:r>
+      <w:r>
+        <w:t xml:space="preserve">precisely, in a table. ARPA simply never showed it.</w:t>
+      </w:r>
+    </w:p>
+    <w:bookmarkEnd w:id="15"/>
+    <w:bookmarkStart w:id="16" w:name="the-instructions-contradicted-themselves"/>
+    <w:p>
+      <w:pPr>
+        <w:pStyle w:val="Heading2"/>
+      </w:pPr>
+      <w:r>
+        <w:t xml:space="preserve">3. The instructions contradicted themselves</w:t>
+      </w:r>
+    </w:p>
+    <w:p>
+      <w:pPr>
+        <w:pStyle w:val="FirstParagraph"/>
+      </w:pPr>
+      <w:r>
+        <w:t xml:space="preserve">Even after the tables came through, the instructions sent to the code writer</w:t>
+      </w:r>
+      <w:r>
+        <w:t xml:space="preserve"> </w:t>
+      </w:r>
+      <w:r>
+        <w:t xml:space="preserve">began with:</w:t>
+      </w:r>
+    </w:p>
+    <w:p>
+      <w:pPr>
+        <w:pStyle w:val="BlockText"/>
+      </w:pPr>
+      <w:r>
+        <w:t xml:space="preserve">“No specific architecture mentioned in paper.”</w:t>
+      </w:r>
+    </w:p>
+    <w:p>
+      <w:pPr>
+        <w:pStyle w:val="FirstParagraph"/>
+      </w:pPr>
+      <w:r>
+        <w:t xml:space="preserve">…and then listed seven architecture components directly underneath. It also</w:t>
+      </w:r>
+      <w:r>
+        <w:t xml:space="preserve"> </w:t>
+      </w:r>
+      <w:r>
+        <w:t xml:space="preserve">never mentioned the model’s name, even though ARPA had correctly identified it</w:t>
+      </w:r>
+      <w:r>
+        <w:t xml:space="preserve"> </w:t>
+      </w:r>
+      <w:r>
+        <w:t xml:space="preserve">as</w:t>
+      </w:r>
+      <w:r>
+        <w:t xml:space="preserve"> </w:t>
+      </w:r>
+      <w:r>
+        <w:t xml:space="preserve">“ResNet, a Residual Network”</w:t>
+      </w:r>
+      <w:r>
+        <w:t xml:space="preserve">.</w:t>
       </w:r>
     </w:p>
     <w:p>
@@ -554,43 +493,30 @@
         <w:pStyle w:val="BodyText"/>
       </w:pPr>
       <w:r>
-        <w:t xml:space="preserve">This mattered. One paper produced a file that referred to a function that did</w:t>
-      </w:r>
-      <w:r>
-        <w:t xml:space="preserve"> </w:t>
-      </w:r>
-      <w:r>
-        <w:t xml:space="preserve">not exist anywhere. It passed the spelling check perfectly and would have</w:t>
-      </w:r>
-      <w:r>
-        <w:t xml:space="preserve"> </w:t>
-      </w:r>
-      <w:r>
-        <w:t xml:space="preserve">crashed instantly.</w:t>
-      </w:r>
-    </w:p>
-    <w:p>
-      <w:pPr>
-        <w:pStyle w:val="BodyText"/>
-      </w:pPr>
-      <w:r>
-        <w:t xml:space="preserve">Step 6 now genuinely runs the code. It found three real faults that the old</w:t>
-      </w:r>
-      <w:r>
-        <w:t xml:space="preserve"> </w:t>
-      </w:r>
-      <w:r>
-        <w:t xml:space="preserve">check could never have seen.</w:t>
-      </w:r>
-    </w:p>
-    <w:bookmarkEnd w:id="18"/>
-    <w:bookmarkStart w:id="19" w:name="step-7-does-the-model-actually-learn"/>
-    <w:p>
-      <w:pPr>
-        <w:pStyle w:val="Heading2"/>
-      </w:pPr>
-      <w:r>
-        <w:t xml:space="preserve">Step 7 — does the model actually learn?</w:t>
+        <w:t xml:space="preserve">Told the architecture was unknown and handed a list of layers, the AI built a</w:t>
+      </w:r>
+      <w:r>
+        <w:t xml:space="preserve"> </w:t>
+      </w:r>
+      <w:r>
+        <w:t xml:space="preserve">generic network — leaving out the skip connections that are the ResNet paper’s</w:t>
+      </w:r>
+      <w:r>
+        <w:t xml:space="preserve"> </w:t>
+      </w:r>
+      <w:r>
+        <w:t xml:space="preserve">entire contribution.</w:t>
+      </w:r>
+    </w:p>
+    <w:bookmarkEnd w:id="16"/>
+    <w:bookmarkEnd w:id="17"/>
+    <w:bookmarkStart w:id="18" w:name="the-result-of-fixing-all-three"/>
+    <w:p>
+      <w:pPr>
+        <w:pStyle w:val="Heading1"/>
+      </w:pPr>
+      <w:r>
+        <w:t xml:space="preserve">The result of fixing all three</w:t>
       </w:r>
     </w:p>
     <w:p>
@@ -598,167 +524,7 @@
         <w:pStyle w:val="FirstParagraph"/>
       </w:pPr>
       <w:r>
-        <w:t xml:space="preserve">This is the step that makes the project’s name mean something. It takes the</w:t>
-      </w:r>
-      <w:r>
-        <w:t xml:space="preserve"> </w:t>
-      </w:r>
-      <w:r>
-        <w:t xml:space="preserve">generated code, trains it on real data, and checks whether it improves.</w:t>
-      </w:r>
-    </w:p>
-    <w:p>
-      <w:pPr>
-        <w:pStyle w:val="BodyText"/>
-      </w:pPr>
-      <w:r>
-        <w:t xml:space="preserve">The clearest result:</w:t>
-      </w:r>
-    </w:p>
-    <w:tbl>
-      <w:tblPr>
-        <w:tblStyle w:val="Table"/>
-        <w:tblW w:type="auto" w:w="0"/>
-        <w:tblLook w:firstRow="0" w:lastRow="0" w:firstColumn="0" w:lastColumn="0" w:noHBand="0" w:noVBand="0" w:val="0000"/>
-      </w:tblPr>
-      <w:tblGrid>
-        <w:gridCol w:w="3960"/>
-        <w:gridCol w:w="3960"/>
-      </w:tblGrid>
-      <w:tr>
-        <w:tc>
-          <w:tcPr/>
-          <w:p>
-            <w:pPr>
-              <w:pStyle w:val="Compact"/>
-            </w:pPr>
-            <w:r>
-              <w:t xml:space="preserve">Paper</w:t>
-            </w:r>
-          </w:p>
-        </w:tc>
-        <w:tc>
-          <w:tcPr/>
-          <w:p>
-            <w:pPr>
-              <w:pStyle w:val="Compact"/>
-            </w:pPr>
-            <w:r>
-              <w:t xml:space="preserve">EMNIST (handwriting recognition)</w:t>
-            </w:r>
-          </w:p>
-        </w:tc>
-      </w:tr>
-      <w:tr>
-        <w:tc>
-          <w:tcPr/>
-          <w:p>
-            <w:pPr>
-              <w:pStyle w:val="Compact"/>
-            </w:pPr>
-            <w:r>
-              <w:t xml:space="preserve">Random guessing would score</w:t>
-            </w:r>
-          </w:p>
-        </w:tc>
-        <w:tc>
-          <w:tcPr/>
-          <w:p>
-            <w:pPr>
-              <w:pStyle w:val="Compact"/>
-            </w:pPr>
-            <w:r>
-              <w:t xml:space="preserve">2.1%</w:t>
-            </w:r>
-          </w:p>
-        </w:tc>
-      </w:tr>
-      <w:tr>
-        <w:tc>
-          <w:tcPr/>
-          <w:p>
-            <w:pPr>
-              <w:pStyle w:val="Compact"/>
-            </w:pPr>
-            <w:r>
-              <w:rPr>
-                <w:b/>
-                <w:bCs/>
-              </w:rPr>
-              <w:t xml:space="preserve">ARPA’s generated model scored</w:t>
-            </w:r>
-          </w:p>
-        </w:tc>
-        <w:tc>
-          <w:tcPr/>
-          <w:p>
-            <w:pPr>
-              <w:pStyle w:val="Compact"/>
-            </w:pPr>
-            <w:r>
-              <w:rPr>
-                <w:b/>
-                <w:bCs/>
-              </w:rPr>
-              <w:t xml:space="preserve">64.9%</w:t>
-            </w:r>
-          </w:p>
-        </w:tc>
-      </w:tr>
-      <w:tr>
-        <w:tc>
-          <w:tcPr/>
-          <w:p>
-            <w:pPr>
-              <w:pStyle w:val="Compact"/>
-            </w:pPr>
-            <w:r>
-              <w:t xml:space="preserve">The published paper scored</w:t>
-            </w:r>
-          </w:p>
-        </w:tc>
-        <w:tc>
-          <w:tcPr/>
-          <w:p>
-            <w:pPr>
-              <w:pStyle w:val="Compact"/>
-            </w:pPr>
-            <w:r>
-              <w:t xml:space="preserve">96.2%</w:t>
-            </w:r>
-          </w:p>
-        </w:tc>
-      </w:tr>
-    </w:tbl>
-    <w:p>
-      <w:pPr>
-        <w:pStyle w:val="BodyText"/>
-      </w:pPr>
-      <w:r>
-        <w:t xml:space="preserve">The model genuinely learned. It is behind the paper because we trained it for</w:t>
-      </w:r>
-      <w:r>
-        <w:t xml:space="preserve"> </w:t>
-      </w:r>
-      <w:r>
-        <w:t xml:space="preserve">about a minute, while the original researchers trained theirs for many hours.</w:t>
-      </w:r>
-      <w:r>
-        <w:t xml:space="preserve"> </w:t>
-      </w:r>
-      <w:r>
-        <w:t xml:space="preserve">That gap is expected, and we report it as context rather than as a failure.</w:t>
-      </w:r>
-    </w:p>
-    <w:bookmarkEnd w:id="19"/>
-    <w:bookmarkEnd w:id="20"/>
-    <w:bookmarkStart w:id="21" w:name="results"/>
-    <w:p>
-      <w:pPr>
-        <w:pStyle w:val="Heading1"/>
-      </w:pPr>
-      <w:r>
-        <w:t xml:space="preserve">Results</w:t>
+        <w:t xml:space="preserve">The generated ResNet went from a generic network to a real one:</w:t>
       </w:r>
     </w:p>
     <w:tbl>
@@ -782,9 +548,6 @@
             <w:pPr>
               <w:pStyle w:val="Compact"/>
             </w:pPr>
-            <w:r>
-              <w:t xml:space="preserve">Measure</w:t>
-            </w:r>
           </w:p>
         </w:tc>
         <w:tc>
@@ -818,29 +581,33 @@
               <w:pStyle w:val="Compact"/>
             </w:pPr>
             <w:r>
-              <w:t xml:space="preserve">Papers producing valid code</w:t>
-            </w:r>
-          </w:p>
-        </w:tc>
-        <w:tc>
-          <w:tcPr/>
-          <w:p>
-            <w:pPr>
-              <w:pStyle w:val="Compact"/>
-            </w:pPr>
-            <w:r>
-              <w:t xml:space="preserve">1 out of 10</w:t>
-            </w:r>
-          </w:p>
-        </w:tc>
-        <w:tc>
-          <w:tcPr/>
-          <w:p>
-            <w:pPr>
-              <w:pStyle w:val="Compact"/>
-            </w:pPr>
-            <w:r>
-              <w:t xml:space="preserve">10 out of 10</w:t>
+              <w:t xml:space="preserve">Model class</w:t>
+            </w:r>
+          </w:p>
+        </w:tc>
+        <w:tc>
+          <w:tcPr/>
+          <w:p>
+            <w:pPr>
+              <w:pStyle w:val="Compact"/>
+            </w:pPr>
+            <w:r>
+              <w:t xml:space="preserve">plain CNN</w:t>
+            </w:r>
+          </w:p>
+        </w:tc>
+        <w:tc>
+          <w:tcPr/>
+          <w:p>
+            <w:pPr>
+              <w:pStyle w:val="Compact"/>
+            </w:pPr>
+            <w:r>
+              <w:rPr>
+                <w:b/>
+                <w:bCs/>
+              </w:rPr>
+              <w:t xml:space="preserve">proper ResNet with residual blocks</w:t>
             </w:r>
           </w:p>
         </w:tc>
@@ -853,29 +620,33 @@
               <w:pStyle w:val="Compact"/>
             </w:pPr>
             <w:r>
-              <w:t xml:space="preserve">Papers producing code that runs</w:t>
-            </w:r>
-          </w:p>
-        </w:tc>
-        <w:tc>
-          <w:tcPr/>
-          <w:p>
-            <w:pPr>
-              <w:pStyle w:val="Compact"/>
-            </w:pPr>
-            <w:r>
-              <w:t xml:space="preserve">not measured</w:t>
-            </w:r>
-          </w:p>
-        </w:tc>
-        <w:tc>
-          <w:tcPr/>
-          <w:p>
-            <w:pPr>
-              <w:pStyle w:val="Compact"/>
-            </w:pPr>
-            <w:r>
-              <w:t xml:space="preserve">7 out of 10</w:t>
+              <w:t xml:space="preserve">Skip connections</w:t>
+            </w:r>
+          </w:p>
+        </w:tc>
+        <w:tc>
+          <w:tcPr/>
+          <w:p>
+            <w:pPr>
+              <w:pStyle w:val="Compact"/>
+            </w:pPr>
+            <w:r>
+              <w:t xml:space="preserve">missing</w:t>
+            </w:r>
+          </w:p>
+        </w:tc>
+        <w:tc>
+          <w:tcPr/>
+          <w:p>
+            <w:pPr>
+              <w:pStyle w:val="Compact"/>
+            </w:pPr>
+            <w:r>
+              <w:rPr>
+                <w:b/>
+                <w:bCs/>
+              </w:rPr>
+              <w:t xml:space="preserve">present</w:t>
             </w:r>
           </w:p>
         </w:tc>
@@ -888,29 +659,169 @@
               <w:pStyle w:val="Compact"/>
             </w:pPr>
             <w:r>
-              <w:t xml:space="preserve">Errors when reading papers</w:t>
-            </w:r>
-          </w:p>
-        </w:tc>
-        <w:tc>
-          <w:tcPr/>
-          <w:p>
-            <w:pPr>
-              <w:pStyle w:val="Compact"/>
-            </w:pPr>
-            <w:r>
-              <w:t xml:space="preserve">8</w:t>
-            </w:r>
-          </w:p>
-        </w:tc>
-        <w:tc>
-          <w:tcPr/>
-          <w:p>
-            <w:pPr>
-              <w:pStyle w:val="Compact"/>
-            </w:pPr>
-            <w:r>
-              <w:t xml:space="preserve">0</w:t>
+              <w:t xml:space="preserve">Size</w:t>
+            </w:r>
+          </w:p>
+        </w:tc>
+        <w:tc>
+          <w:tcPr/>
+          <w:p>
+            <w:pPr>
+              <w:pStyle w:val="Compact"/>
+            </w:pPr>
+            <w:r>
+              <w:t xml:space="preserve">generic</w:t>
+            </w:r>
+          </w:p>
+        </w:tc>
+        <w:tc>
+          <w:tcPr/>
+          <w:p>
+            <w:pPr>
+              <w:pStyle w:val="Compact"/>
+            </w:pPr>
+            <w:r>
+              <w:rPr>
+                <w:b/>
+                <w:bCs/>
+              </w:rPr>
+              <w:t xml:space="preserve">11.69M parameters</w:t>
+            </w:r>
+          </w:p>
+        </w:tc>
+      </w:tr>
+    </w:tbl>
+    <w:p>
+      <w:pPr>
+        <w:pStyle w:val="BodyText"/>
+      </w:pPr>
+      <w:r>
+        <w:t xml:space="preserve">That 11.69M figure matches the official ResNet-18 implementation</w:t>
+      </w:r>
+      <w:r>
+        <w:t xml:space="preserve"> </w:t>
+      </w:r>
+      <w:r>
+        <w:rPr>
+          <w:b/>
+          <w:bCs/>
+        </w:rPr>
+        <w:t xml:space="preserve">exactly</w:t>
+      </w:r>
+      <w:r>
+        <w:t xml:space="preserve"> </w:t>
+      </w:r>
+      <w:r>
+        <w:t xml:space="preserve">—</w:t>
+      </w:r>
+      <w:r>
+        <w:t xml:space="preserve"> </w:t>
+      </w:r>
+      <w:r>
+        <w:t xml:space="preserve">something a rough imitation does not do by accident.</w:t>
+      </w:r>
+    </w:p>
+    <w:bookmarkEnd w:id="18"/>
+    <w:bookmarkStart w:id="19" w:name="X15075bc0bb57e065ed91ac257fe93292ce62a94"/>
+    <w:p>
+      <w:pPr>
+        <w:pStyle w:val="Heading1"/>
+      </w:pPr>
+      <w:r>
+        <w:t xml:space="preserve">One more discovery: the reading model was too small</w:t>
+      </w:r>
+    </w:p>
+    <w:p>
+      <w:pPr>
+        <w:pStyle w:val="FirstParagraph"/>
+      </w:pPr>
+      <w:r>
+        <w:t xml:space="preserve">After the fixes, results got</w:t>
+      </w:r>
+      <w:r>
+        <w:t xml:space="preserve"> </w:t>
+      </w:r>
+      <w:r>
+        <w:rPr>
+          <w:i/>
+          <w:iCs/>
+        </w:rPr>
+        <w:t xml:space="preserve">worse</w:t>
+      </w:r>
+      <w:r>
+        <w:t xml:space="preserve"> </w:t>
+      </w:r>
+      <w:r>
+        <w:t xml:space="preserve">on some papers — 6 out of 10 instead of 10.</w:t>
+      </w:r>
+    </w:p>
+    <w:p>
+      <w:pPr>
+        <w:pStyle w:val="BodyText"/>
+      </w:pPr>
+      <w:r>
+        <w:t xml:space="preserve">The cause: ARPA now had twice as much text to read, and the small AI model doing</w:t>
+      </w:r>
+      <w:r>
+        <w:t xml:space="preserve"> </w:t>
+      </w:r>
+      <w:r>
+        <w:t xml:space="preserve">the reading started dropping details. On one paper it lost the model’s name</w:t>
+      </w:r>
+      <w:r>
+        <w:t xml:space="preserve"> </w:t>
+      </w:r>
+      <w:r>
+        <w:t xml:space="preserve">entirely; on another it lost a number from the image size, which then crashed</w:t>
+      </w:r>
+      <w:r>
+        <w:t xml:space="preserve"> </w:t>
+      </w:r>
+      <w:r>
+        <w:t xml:space="preserve">the generated code.</w:t>
+      </w:r>
+    </w:p>
+    <w:p>
+      <w:pPr>
+        <w:pStyle w:val="BodyText"/>
+      </w:pPr>
+      <w:r>
+        <w:t xml:space="preserve">Switching to a larger reading model fixed it. Nothing else changed:</w:t>
+      </w:r>
+    </w:p>
+    <w:tbl>
+      <w:tblPr>
+        <w:tblStyle w:val="Table"/>
+        <w:tblW w:type="auto" w:w="0"/>
+        <w:tblLook w:firstRow="1" w:lastRow="0" w:firstColumn="0" w:lastColumn="0" w:noHBand="0" w:noVBand="0" w:val="0020"/>
+      </w:tblPr>
+      <w:tblGrid>
+        <w:gridCol w:w="3960"/>
+        <w:gridCol w:w="3960"/>
+      </w:tblGrid>
+      <w:tr>
+        <w:trPr>
+          <w:tblHeader w:val="on"/>
+        </w:trPr>
+        <w:tc>
+          <w:tcPr/>
+          <w:p>
+            <w:pPr>
+              <w:pStyle w:val="Compact"/>
+            </w:pPr>
+            <w:r>
+              <w:t xml:space="preserve">Reading model</w:t>
+            </w:r>
+          </w:p>
+        </w:tc>
+        <w:tc>
+          <w:tcPr/>
+          <w:p>
+            <w:pPr>
+              <w:pStyle w:val="Compact"/>
+            </w:pPr>
+            <w:r>
+              <w:t xml:space="preserve">Papers whose code runs</w:t>
             </w:r>
           </w:p>
         </w:tc>
@@ -923,29 +834,18 @@
               <w:pStyle w:val="Compact"/>
             </w:pPr>
             <w:r>
-              <w:t xml:space="preserve">Automated tests</w:t>
-            </w:r>
-          </w:p>
-        </w:tc>
-        <w:tc>
-          <w:tcPr/>
-          <w:p>
-            <w:pPr>
-              <w:pStyle w:val="Compact"/>
-            </w:pPr>
-            <w:r>
-              <w:t xml:space="preserve">about 107</w:t>
-            </w:r>
-          </w:p>
-        </w:tc>
-        <w:tc>
-          <w:tcPr/>
-          <w:p>
-            <w:pPr>
-              <w:pStyle w:val="Compact"/>
-            </w:pPr>
-            <w:r>
-              <w:t xml:space="preserve">261</w:t>
+              <w:t xml:space="preserve">Small (8 billion)</w:t>
+            </w:r>
+          </w:p>
+        </w:tc>
+        <w:tc>
+          <w:tcPr/>
+          <w:p>
+            <w:pPr>
+              <w:pStyle w:val="Compact"/>
+            </w:pPr>
+            <w:r>
+              <w:t xml:space="preserve">6 out of 10</w:t>
             </w:r>
           </w:p>
         </w:tc>
@@ -958,34 +858,652 @@
               <w:pStyle w:val="Compact"/>
             </w:pPr>
             <w:r>
-              <w:t xml:space="preserve">Pipeline steps</w:t>
-            </w:r>
-          </w:p>
-        </w:tc>
-        <w:tc>
-          <w:tcPr/>
-          <w:p>
-            <w:pPr>
-              <w:pStyle w:val="Compact"/>
-            </w:pPr>
-            <w:r>
-              <w:t xml:space="preserve">5</w:t>
-            </w:r>
-          </w:p>
-        </w:tc>
-        <w:tc>
-          <w:tcPr/>
-          <w:p>
-            <w:pPr>
-              <w:pStyle w:val="Compact"/>
-            </w:pPr>
-            <w:r>
-              <w:t xml:space="preserve">7</w:t>
+              <w:t xml:space="preserve">Large (120 billion)</w:t>
+            </w:r>
+          </w:p>
+        </w:tc>
+        <w:tc>
+          <w:tcPr/>
+          <w:p>
+            <w:pPr>
+              <w:pStyle w:val="Compact"/>
+            </w:pPr>
+            <w:r>
+              <w:rPr>
+                <w:b/>
+                <w:bCs/>
+              </w:rPr>
+              <w:t xml:space="preserve">10 out of 10</w:t>
             </w:r>
           </w:p>
         </w:tc>
       </w:tr>
     </w:tbl>
+    <w:p>
+      <w:pPr>
+        <w:pStyle w:val="BodyText"/>
+      </w:pPr>
+      <w:r>
+        <w:t xml:space="preserve">This is recorded in the project’s setup file, because the failure is silent —</w:t>
+      </w:r>
+      <w:r>
+        <w:t xml:space="preserve"> </w:t>
+      </w:r>
+      <w:r>
+        <w:t xml:space="preserve">the system reports success and the code breaks later.</w:t>
+      </w:r>
+    </w:p>
+    <w:bookmarkEnd w:id="19"/>
+    <w:bookmarkStart w:id="20" w:name="where-it-stands-now"/>
+    <w:p>
+      <w:pPr>
+        <w:pStyle w:val="Heading1"/>
+      </w:pPr>
+      <w:r>
+        <w:t xml:space="preserve">Where it stands now</w:t>
+      </w:r>
+    </w:p>
+    <w:tbl>
+      <w:tblPr>
+        <w:tblStyle w:val="Table"/>
+        <w:tblW w:type="pct" w:w="5000"/>
+        <w:tblLayout w:type="fixed"/>
+        <w:tblLook w:firstRow="1" w:lastRow="0" w:firstColumn="0" w:lastColumn="0" w:noHBand="0" w:noVBand="0" w:val="0020"/>
+      </w:tblPr>
+      <w:tblGrid>
+        <w:gridCol w:w="2640"/>
+        <w:gridCol w:w="2640"/>
+        <w:gridCol w:w="2640"/>
+      </w:tblGrid>
+      <w:tr>
+        <w:trPr>
+          <w:tblHeader w:val="on"/>
+        </w:trPr>
+        <w:tc>
+          <w:tcPr/>
+          <w:p>
+            <w:pPr>
+              <w:pStyle w:val="Compact"/>
+            </w:pPr>
+            <w:r>
+              <w:t xml:space="preserve">Measure</w:t>
+            </w:r>
+          </w:p>
+        </w:tc>
+        <w:tc>
+          <w:tcPr/>
+          <w:p>
+            <w:pPr>
+              <w:pStyle w:val="Compact"/>
+            </w:pPr>
+            <w:r>
+              <w:t xml:space="preserve">Before</w:t>
+            </w:r>
+          </w:p>
+        </w:tc>
+        <w:tc>
+          <w:tcPr/>
+          <w:p>
+            <w:pPr>
+              <w:pStyle w:val="Compact"/>
+            </w:pPr>
+            <w:r>
+              <w:t xml:space="preserve">Now</w:t>
+            </w:r>
+          </w:p>
+        </w:tc>
+      </w:tr>
+      <w:tr>
+        <w:tc>
+          <w:tcPr/>
+          <w:p>
+            <w:pPr>
+              <w:pStyle w:val="Compact"/>
+            </w:pPr>
+            <w:r>
+              <w:t xml:space="preserve">Papers producing valid code</w:t>
+            </w:r>
+          </w:p>
+        </w:tc>
+        <w:tc>
+          <w:tcPr/>
+          <w:p>
+            <w:pPr>
+              <w:pStyle w:val="Compact"/>
+            </w:pPr>
+            <w:r>
+              <w:t xml:space="preserve">1 of 10</w:t>
+            </w:r>
+          </w:p>
+        </w:tc>
+        <w:tc>
+          <w:tcPr/>
+          <w:p>
+            <w:pPr>
+              <w:pStyle w:val="Compact"/>
+            </w:pPr>
+            <w:r>
+              <w:rPr>
+                <w:b/>
+                <w:bCs/>
+              </w:rPr>
+              <w:t xml:space="preserve">10 of 10</w:t>
+            </w:r>
+          </w:p>
+        </w:tc>
+      </w:tr>
+      <w:tr>
+        <w:tc>
+          <w:tcPr/>
+          <w:p>
+            <w:pPr>
+              <w:pStyle w:val="Compact"/>
+            </w:pPr>
+            <w:r>
+              <w:t xml:space="preserve">Papers producing code that runs</w:t>
+            </w:r>
+          </w:p>
+        </w:tc>
+        <w:tc>
+          <w:tcPr/>
+          <w:p>
+            <w:pPr>
+              <w:pStyle w:val="Compact"/>
+            </w:pPr>
+            <w:r>
+              <w:t xml:space="preserve">not measured</w:t>
+            </w:r>
+          </w:p>
+        </w:tc>
+        <w:tc>
+          <w:tcPr/>
+          <w:p>
+            <w:pPr>
+              <w:pStyle w:val="Compact"/>
+            </w:pPr>
+            <w:r>
+              <w:rPr>
+                <w:b/>
+                <w:bCs/>
+              </w:rPr>
+              <w:t xml:space="preserve">10 of 10</w:t>
+            </w:r>
+          </w:p>
+        </w:tc>
+      </w:tr>
+      <w:tr>
+        <w:tc>
+          <w:tcPr/>
+          <w:p>
+            <w:pPr>
+              <w:pStyle w:val="Compact"/>
+            </w:pPr>
+            <w:r>
+              <w:t xml:space="preserve">Papers whose model learns</w:t>
+            </w:r>
+          </w:p>
+        </w:tc>
+        <w:tc>
+          <w:tcPr/>
+          <w:p>
+            <w:pPr>
+              <w:pStyle w:val="Compact"/>
+            </w:pPr>
+            <w:r>
+              <w:t xml:space="preserve">not measured</w:t>
+            </w:r>
+          </w:p>
+        </w:tc>
+        <w:tc>
+          <w:tcPr/>
+          <w:p>
+            <w:pPr>
+              <w:pStyle w:val="Compact"/>
+            </w:pPr>
+            <w:r>
+              <w:rPr>
+                <w:b/>
+                <w:bCs/>
+              </w:rPr>
+              <w:t xml:space="preserve">2 of 2 that can be trained</w:t>
+            </w:r>
+          </w:p>
+        </w:tc>
+      </w:tr>
+      <w:tr>
+        <w:tc>
+          <w:tcPr/>
+          <w:p>
+            <w:pPr>
+              <w:pStyle w:val="Compact"/>
+            </w:pPr>
+            <w:r>
+              <w:t xml:space="preserve">Errors when reading papers</w:t>
+            </w:r>
+          </w:p>
+        </w:tc>
+        <w:tc>
+          <w:tcPr/>
+          <w:p>
+            <w:pPr>
+              <w:pStyle w:val="Compact"/>
+            </w:pPr>
+            <w:r>
+              <w:t xml:space="preserve">8</w:t>
+            </w:r>
+          </w:p>
+        </w:tc>
+        <w:tc>
+          <w:tcPr/>
+          <w:p>
+            <w:pPr>
+              <w:pStyle w:val="Compact"/>
+            </w:pPr>
+            <w:r>
+              <w:rPr>
+                <w:b/>
+                <w:bCs/>
+              </w:rPr>
+              <w:t xml:space="preserve">0 fatal</w:t>
+            </w:r>
+          </w:p>
+        </w:tc>
+      </w:tr>
+      <w:tr>
+        <w:tc>
+          <w:tcPr/>
+          <w:p>
+            <w:pPr>
+              <w:pStyle w:val="Compact"/>
+            </w:pPr>
+            <w:r>
+              <w:t xml:space="preserve">Automated tests</w:t>
+            </w:r>
+          </w:p>
+        </w:tc>
+        <w:tc>
+          <w:tcPr/>
+          <w:p>
+            <w:pPr>
+              <w:pStyle w:val="Compact"/>
+            </w:pPr>
+            <w:r>
+              <w:t xml:space="preserve">about 107</w:t>
+            </w:r>
+          </w:p>
+        </w:tc>
+        <w:tc>
+          <w:tcPr/>
+          <w:p>
+            <w:pPr>
+              <w:pStyle w:val="Compact"/>
+            </w:pPr>
+            <w:r>
+              <w:rPr>
+                <w:b/>
+                <w:bCs/>
+              </w:rPr>
+              <w:t xml:space="preserve">266</w:t>
+            </w:r>
+          </w:p>
+        </w:tc>
+      </w:tr>
+      <w:tr>
+        <w:tc>
+          <w:tcPr/>
+          <w:p>
+            <w:pPr>
+              <w:pStyle w:val="Compact"/>
+            </w:pPr>
+            <w:r>
+              <w:t xml:space="preserve">Pipeline steps</w:t>
+            </w:r>
+          </w:p>
+        </w:tc>
+        <w:tc>
+          <w:tcPr/>
+          <w:p>
+            <w:pPr>
+              <w:pStyle w:val="Compact"/>
+            </w:pPr>
+            <w:r>
+              <w:t xml:space="preserve">5</w:t>
+            </w:r>
+          </w:p>
+        </w:tc>
+        <w:tc>
+          <w:tcPr/>
+          <w:p>
+            <w:pPr>
+              <w:pStyle w:val="Compact"/>
+            </w:pPr>
+            <w:r>
+              <w:rPr>
+                <w:b/>
+                <w:bCs/>
+              </w:rPr>
+              <w:t xml:space="preserve">7</w:t>
+            </w:r>
+          </w:p>
+        </w:tc>
+      </w:tr>
+    </w:tbl>
+    <w:p>
+      <w:pPr>
+        <w:pStyle w:val="BodyText"/>
+      </w:pPr>
+      <w:r>
+        <w:t xml:space="preserve">Training results on the papers that can actually be trained here:</w:t>
+      </w:r>
+    </w:p>
+    <w:tbl>
+      <w:tblPr>
+        <w:tblStyle w:val="Table"/>
+        <w:tblW w:type="auto" w:w="0"/>
+        <w:tblLook w:firstRow="1" w:lastRow="0" w:firstColumn="0" w:lastColumn="0" w:noHBand="0" w:noVBand="0" w:val="0020"/>
+      </w:tblPr>
+      <w:tblGrid>
+        <w:gridCol w:w="1980"/>
+        <w:gridCol w:w="1980"/>
+        <w:gridCol w:w="1980"/>
+        <w:gridCol w:w="1980"/>
+      </w:tblGrid>
+      <w:tr>
+        <w:trPr>
+          <w:tblHeader w:val="on"/>
+        </w:trPr>
+        <w:tc>
+          <w:tcPr/>
+          <w:p>
+            <w:pPr>
+              <w:pStyle w:val="Compact"/>
+            </w:pPr>
+            <w:r>
+              <w:t xml:space="preserve">Paper</w:t>
+            </w:r>
+          </w:p>
+        </w:tc>
+        <w:tc>
+          <w:tcPr/>
+          <w:p>
+            <w:pPr>
+              <w:pStyle w:val="Compact"/>
+            </w:pPr>
+            <w:r>
+              <w:t xml:space="preserve">Random guessing</w:t>
+            </w:r>
+          </w:p>
+        </w:tc>
+        <w:tc>
+          <w:tcPr/>
+          <w:p>
+            <w:pPr>
+              <w:pStyle w:val="Compact"/>
+            </w:pPr>
+            <w:r>
+              <w:t xml:space="preserve">ARPA’s model scored</w:t>
+            </w:r>
+          </w:p>
+        </w:tc>
+        <w:tc>
+          <w:tcPr/>
+          <w:p>
+            <w:pPr>
+              <w:pStyle w:val="Compact"/>
+            </w:pPr>
+            <w:r>
+              <w:t xml:space="preserve">Paper reports</w:t>
+            </w:r>
+          </w:p>
+        </w:tc>
+      </w:tr>
+      <w:tr>
+        <w:tc>
+          <w:tcPr/>
+          <w:p>
+            <w:pPr>
+              <w:pStyle w:val="Compact"/>
+            </w:pPr>
+            <w:r>
+              <w:t xml:space="preserve">EMNIST (handwritten letters)</w:t>
+            </w:r>
+          </w:p>
+        </w:tc>
+        <w:tc>
+          <w:tcPr/>
+          <w:p>
+            <w:pPr>
+              <w:pStyle w:val="Compact"/>
+            </w:pPr>
+            <w:r>
+              <w:t xml:space="preserve">2.1%</w:t>
+            </w:r>
+          </w:p>
+        </w:tc>
+        <w:tc>
+          <w:tcPr/>
+          <w:p>
+            <w:pPr>
+              <w:pStyle w:val="Compact"/>
+            </w:pPr>
+            <w:r>
+              <w:rPr>
+                <w:b/>
+                <w:bCs/>
+              </w:rPr>
+              <w:t xml:space="preserve">54.4%</w:t>
+            </w:r>
+          </w:p>
+        </w:tc>
+        <w:tc>
+          <w:tcPr/>
+          <w:p>
+            <w:pPr>
+              <w:pStyle w:val="Compact"/>
+            </w:pPr>
+            <w:r>
+              <w:t xml:space="preserve">78.0%</w:t>
+            </w:r>
+          </w:p>
+        </w:tc>
+      </w:tr>
+      <w:tr>
+        <w:tc>
+          <w:tcPr/>
+          <w:p>
+            <w:pPr>
+              <w:pStyle w:val="Compact"/>
+            </w:pPr>
+            <w:r>
+              <w:t xml:space="preserve">Kuzushiji (Japanese characters)</w:t>
+            </w:r>
+          </w:p>
+        </w:tc>
+        <w:tc>
+          <w:tcPr/>
+          <w:p>
+            <w:pPr>
+              <w:pStyle w:val="Compact"/>
+            </w:pPr>
+            <w:r>
+              <w:t xml:space="preserve">10.0%</w:t>
+            </w:r>
+          </w:p>
+        </w:tc>
+        <w:tc>
+          <w:tcPr/>
+          <w:p>
+            <w:pPr>
+              <w:pStyle w:val="Compact"/>
+            </w:pPr>
+            <w:r>
+              <w:rPr>
+                <w:b/>
+                <w:bCs/>
+              </w:rPr>
+              <w:t xml:space="preserve">73.2%</w:t>
+            </w:r>
+          </w:p>
+        </w:tc>
+        <w:tc>
+          <w:tcPr/>
+          <w:p>
+            <w:pPr>
+              <w:pStyle w:val="Compact"/>
+            </w:pPr>
+            <w:r>
+              <w:t xml:space="preserve">98.8%</w:t>
+            </w:r>
+          </w:p>
+        </w:tc>
+      </w:tr>
+    </w:tbl>
+    <w:p>
+      <w:pPr>
+        <w:pStyle w:val="BodyText"/>
+      </w:pPr>
+      <w:r>
+        <w:t xml:space="preserve">Both are far above random guessing, which is the claim being made: the code ARPA</w:t>
+      </w:r>
+      <w:r>
+        <w:t xml:space="preserve"> </w:t>
+      </w:r>
+      <w:r>
+        <w:t xml:space="preserve">wrote genuinely learns from data. They fall short of the published figures</w:t>
+      </w:r>
+      <w:r>
+        <w:t xml:space="preserve"> </w:t>
+      </w:r>
+      <w:r>
+        <w:t xml:space="preserve">because we train for about a minute, while the original researchers trained for</w:t>
+      </w:r>
+      <w:r>
+        <w:t xml:space="preserve"> </w:t>
+      </w:r>
+      <w:r>
+        <w:t xml:space="preserve">many hours. That difference is expected and is reported as context, not failure.</w:t>
+      </w:r>
+    </w:p>
+    <w:bookmarkEnd w:id="20"/>
+    <w:bookmarkStart w:id="21" w:name="why-only-two-papers-were-trained"/>
+    <w:p>
+      <w:pPr>
+        <w:pStyle w:val="Heading1"/>
+      </w:pPr>
+      <w:r>
+        <w:t xml:space="preserve">Why only two papers were trained</w:t>
+      </w:r>
+    </w:p>
+    <w:p>
+      <w:pPr>
+        <w:pStyle w:val="FirstParagraph"/>
+      </w:pPr>
+      <w:r>
+        <w:t xml:space="preserve">The other eight were skipped, and this is the shape of the test set rather than</w:t>
+      </w:r>
+      <w:r>
+        <w:t xml:space="preserve"> </w:t>
+      </w:r>
+      <w:r>
+        <w:t xml:space="preserve">a failure:</w:t>
+      </w:r>
+    </w:p>
+    <w:p>
+      <w:pPr>
+        <w:pStyle w:val="Compact"/>
+        <w:numPr>
+          <w:ilvl w:val="0"/>
+          <w:numId w:val="1001"/>
+        </w:numPr>
+      </w:pPr>
+      <w:r>
+        <w:rPr>
+          <w:b/>
+          <w:bCs/>
+        </w:rPr>
+        <w:t xml:space="preserve">Six papers</w:t>
+      </w:r>
+      <w:r>
+        <w:t xml:space="preserve"> </w:t>
+      </w:r>
+      <w:r>
+        <w:t xml:space="preserve">use ImageNet: about 150 gigabytes, requiring manual</w:t>
+      </w:r>
+      <w:r>
+        <w:t xml:space="preserve"> </w:t>
+      </w:r>
+      <w:r>
+        <w:t xml:space="preserve">registration, and days of specialist hardware.</w:t>
+      </w:r>
+    </w:p>
+    <w:p>
+      <w:pPr>
+        <w:pStyle w:val="Compact"/>
+        <w:numPr>
+          <w:ilvl w:val="0"/>
+          <w:numId w:val="1001"/>
+        </w:numPr>
+      </w:pPr>
+      <w:r>
+        <w:rPr>
+          <w:b/>
+          <w:bCs/>
+        </w:rPr>
+        <w:t xml:space="preserve">One paper</w:t>
+      </w:r>
+      <w:r>
+        <w:t xml:space="preserve"> </w:t>
+      </w:r>
+      <w:r>
+        <w:t xml:space="preserve">compares traditional statistical methods, so there is no neural</w:t>
+      </w:r>
+      <w:r>
+        <w:t xml:space="preserve"> </w:t>
+      </w:r>
+      <w:r>
+        <w:t xml:space="preserve">network to train.</w:t>
+      </w:r>
+    </w:p>
+    <w:p>
+      <w:pPr>
+        <w:pStyle w:val="Compact"/>
+        <w:numPr>
+          <w:ilvl w:val="0"/>
+          <w:numId w:val="1001"/>
+        </w:numPr>
+      </w:pPr>
+      <w:r>
+        <w:rPr>
+          <w:b/>
+          <w:bCs/>
+        </w:rPr>
+        <w:t xml:space="preserve">One paper</w:t>
+      </w:r>
+      <w:r>
+        <w:t xml:space="preserve"> </w:t>
+      </w:r>
+      <w:r>
+        <w:t xml:space="preserve">builds an image generator, where</w:t>
+      </w:r>
+      <w:r>
+        <w:t xml:space="preserve"> </w:t>
+      </w:r>
+      <w:r>
+        <w:t xml:space="preserve">“accuracy”</w:t>
+      </w:r>
+      <w:r>
+        <w:t xml:space="preserve"> </w:t>
+      </w:r>
+      <w:r>
+        <w:t xml:space="preserve">is not a meaningful</w:t>
+      </w:r>
+      <w:r>
+        <w:t xml:space="preserve"> </w:t>
+      </w:r>
+      <w:r>
+        <w:t xml:space="preserve">measurement.</w:t>
+      </w:r>
+    </w:p>
     <w:bookmarkEnd w:id="21"/>
     <w:bookmarkStart w:id="22" w:name="an-important-note-on-honesty"/>
     <w:p>
@@ -1001,7 +1519,7 @@
         <w:pStyle w:val="FirstParagraph"/>
       </w:pPr>
       <w:r>
-        <w:t xml:space="preserve">The old score of</w:t>
+        <w:t xml:space="preserve">An earlier version of this project reported</w:t>
       </w:r>
       <w:r>
         <w:t xml:space="preserve"> </w:t>
@@ -1013,13 +1531,13 @@
         <w:t xml:space="preserve"> </w:t>
       </w:r>
       <w:r>
-        <w:t xml:space="preserve">was flattering. It only meant the code was</w:t>
-      </w:r>
-      <w:r>
-        <w:t xml:space="preserve"> </w:t>
-      </w:r>
-      <w:r>
-        <w:t xml:space="preserve">correctly</w:t>
+        <w:t xml:space="preserve">— but that only meant</w:t>
+      </w:r>
+      <w:r>
+        <w:t xml:space="preserve"> </w:t>
+      </w:r>
+      <w:r>
+        <w:t xml:space="preserve">the code was correctly</w:t>
       </w:r>
       <w:r>
         <w:t xml:space="preserve"> </w:t>
@@ -1032,16 +1550,13 @@
         <w:t xml:space="preserve">spelled</w:t>
       </w:r>
       <w:r>
-        <w:t xml:space="preserve"> </w:t>
-      </w:r>
-      <w:r>
-        <w:t xml:space="preserve">— it included code that would crash the moment anyone ran</w:t>
-      </w:r>
-      <w:r>
-        <w:t xml:space="preserve"> </w:t>
-      </w:r>
-      <w:r>
-        <w:t xml:space="preserve">it.</w:t>
+        <w:t xml:space="preserve">. It included a file that referred to a function</w:t>
+      </w:r>
+      <w:r>
+        <w:t xml:space="preserve"> </w:t>
+      </w:r>
+      <w:r>
+        <w:t xml:space="preserve">which did not exist anywhere and would have crashed instantly.</w:t>
       </w:r>
     </w:p>
     <w:p>
@@ -1049,45 +1564,86 @@
         <w:pStyle w:val="BodyText"/>
       </w:pPr>
       <w:r>
-        <w:t xml:space="preserve">The newer score of</w:t>
-      </w:r>
-      <w:r>
-        <w:t xml:space="preserve"> </w:t>
-      </w:r>
+        <w:t xml:space="preserve">Step 6 was added to actually run the code, and step 7 to actually train it. The</w:t>
+      </w:r>
+      <w:r>
+        <w:t xml:space="preserve"> </w:t>
+      </w:r>
+      <w:r>
+        <w:t xml:space="preserve">scores since then are lower at times but truthful. We would rather report a</w:t>
+      </w:r>
+      <w:r>
+        <w:t xml:space="preserve"> </w:t>
+      </w:r>
+      <w:r>
+        <w:t xml:space="preserve">smaller number we can stand behind.</w:t>
+      </w:r>
+    </w:p>
+    <w:p>
+      <w:pPr>
+        <w:pStyle w:val="BodyText"/>
+      </w:pPr>
+      <w:r>
+        <w:t xml:space="preserve">The same applies to the training figures: they move by a few percent between</w:t>
+      </w:r>
+      <w:r>
+        <w:t xml:space="preserve"> </w:t>
+      </w:r>
+      <w:r>
+        <w:t xml:space="preserve">runs because training involves randomness. The dependable claim is</w:t>
+      </w:r>
+      <w:r>
+        <w:t xml:space="preserve"> </w:t>
+      </w:r>
+      <w:r>
+        <w:t xml:space="preserve">“clearly</w:t>
+      </w:r>
+      <w:r>
+        <w:t xml:space="preserve"> </w:t>
+      </w:r>
+      <w:r>
+        <w:t xml:space="preserve">better than guessing”</w:t>
+      </w:r>
+      <w:r>
+        <w:t xml:space="preserve">, not the exact decimals.</w:t>
+      </w:r>
+    </w:p>
+    <w:bookmarkEnd w:id="22"/>
+    <w:bookmarkStart w:id="23" w:name="what-is-still-left"/>
+    <w:p>
+      <w:pPr>
+        <w:pStyle w:val="Heading1"/>
+      </w:pPr>
+      <w:r>
+        <w:t xml:space="preserve">What is still left</w:t>
+      </w:r>
+    </w:p>
+    <w:p>
+      <w:pPr>
+        <w:pStyle w:val="Compact"/>
+        <w:numPr>
+          <w:ilvl w:val="0"/>
+          <w:numId w:val="1002"/>
+        </w:numPr>
+      </w:pPr>
       <w:r>
         <w:rPr>
           <w:b/>
           <w:bCs/>
         </w:rPr>
-        <w:t xml:space="preserve">7 out of 10</w:t>
-      </w:r>
-      <w:r>
-        <w:t xml:space="preserve"> </w:t>
-      </w:r>
-      <w:r>
-        <w:t xml:space="preserve">is lower but truthful, because it means the</w:t>
-      </w:r>
-      <w:r>
-        <w:t xml:space="preserve"> </w:t>
-      </w:r>
-      <w:r>
-        <w:t xml:space="preserve">code actually runs. We would rather report a smaller number we can stand</w:t>
-      </w:r>
-      <w:r>
-        <w:t xml:space="preserve"> </w:t>
-      </w:r>
-      <w:r>
-        <w:t xml:space="preserve">behind.</w:t>
-      </w:r>
-    </w:p>
-    <w:bookmarkEnd w:id="22"/>
-    <w:bookmarkStart w:id="23" w:name="what-is-still-left"/>
-    <w:p>
-      <w:pPr>
-        <w:pStyle w:val="Heading1"/>
-      </w:pPr>
-      <w:r>
-        <w:t xml:space="preserve">What is still left</w:t>
+        <w:t xml:space="preserve">One paper (VGG) still extracts nothing</w:t>
+      </w:r>
+      <w:r>
+        <w:t xml:space="preserve"> </w:t>
+      </w:r>
+      <w:r>
+        <w:t xml:space="preserve">and falls back to a generic</w:t>
+      </w:r>
+      <w:r>
+        <w:t xml:space="preserve"> </w:t>
+      </w:r>
+      <w:r>
+        <w:t xml:space="preserve">network. Every other paper now produces a real architecture.</w:t>
       </w:r>
     </w:p>
     <w:p>
@@ -1095,7 +1651,7 @@
         <w:pStyle w:val="Compact"/>
         <w:numPr>
           <w:ilvl w:val="0"/>
-          <w:numId w:val="1001"/>
+          <w:numId w:val="1002"/>
         </w:numPr>
       </w:pPr>
       <w:r>
@@ -1103,19 +1659,25 @@
           <w:b/>
           <w:bCs/>
         </w:rPr>
-        <w:t xml:space="preserve">Run the training step across all ten papers.</w:t>
-      </w:r>
-      <w:r>
-        <w:t xml:space="preserve"> </w:t>
-      </w:r>
-      <w:r>
-        <w:t xml:space="preserve">It has been proven on one</w:t>
-      </w:r>
-      <w:r>
-        <w:t xml:space="preserve"> </w:t>
-      </w:r>
-      <w:r>
-        <w:t xml:space="preserve">paper so far. This is mostly waiting time.</w:t>
+        <w:t xml:space="preserve">Exact model sizes.</w:t>
+      </w:r>
+      <w:r>
+        <w:t xml:space="preserve"> </w:t>
+      </w:r>
+      <w:r>
+        <w:t xml:space="preserve">ARPA generates ResNet-18 where the paper headlines</w:t>
+      </w:r>
+      <w:r>
+        <w:t xml:space="preserve"> </w:t>
+      </w:r>
+      <w:r>
+        <w:t xml:space="preserve">ResNet-50 — the right family, a smaller member. The DeiT paper already comes</w:t>
+      </w:r>
+      <w:r>
+        <w:t xml:space="preserve"> </w:t>
+      </w:r>
+      <w:r>
+        <w:t xml:space="preserve">out with the correct variant, so this looks reachable.</w:t>
       </w:r>
     </w:p>
     <w:p>
@@ -1123,7 +1685,7 @@
         <w:pStyle w:val="Compact"/>
         <w:numPr>
           <w:ilvl w:val="0"/>
-          <w:numId w:val="1001"/>
+          <w:numId w:val="1002"/>
         </w:numPr>
       </w:pPr>
       <w:r>
@@ -1131,57 +1693,29 @@
           <w:b/>
           <w:bCs/>
         </w:rPr>
-        <w:t xml:space="preserve">Fix three papers whose code still does not run.</w:t>
-      </w:r>
-      <w:r>
-        <w:t xml:space="preserve"> </w:t>
-      </w:r>
-      <w:r>
-        <w:t xml:space="preserve">All three have known,</w:t>
-      </w:r>
-      <w:r>
-        <w:t xml:space="preserve"> </w:t>
-      </w:r>
-      <w:r>
-        <w:t xml:space="preserve">specific faults.</w:t>
-      </w:r>
-    </w:p>
-    <w:p>
-      <w:pPr>
-        <w:pStyle w:val="Compact"/>
-        <w:numPr>
-          <w:ilvl w:val="0"/>
-          <w:numId w:val="1001"/>
-        </w:numPr>
-      </w:pPr>
-      <w:r>
-        <w:rPr>
-          <w:b/>
-          <w:bCs/>
-        </w:rPr>
-        <w:t xml:space="preserve">Check one more file type for errors.</w:t>
-      </w:r>
-      <w:r>
-        <w:t xml:space="preserve"> </w:t>
-      </w:r>
-      <w:r>
-        <w:t xml:space="preserve">One generated file is currently</w:t>
-      </w:r>
-      <w:r>
-        <w:t xml:space="preserve"> </w:t>
-      </w:r>
-      <w:r>
-        <w:t xml:space="preserve">never inspected, which is how a broken one slipped through.</w:t>
+        <w:t xml:space="preserve">Consistency.</w:t>
+      </w:r>
+      <w:r>
+        <w:t xml:space="preserve"> </w:t>
+      </w:r>
+      <w:r>
+        <w:t xml:space="preserve">ARPA reads slightly different details from the same paper on</w:t>
+      </w:r>
+      <w:r>
+        <w:t xml:space="preserve"> </w:t>
+      </w:r>
+      <w:r>
+        <w:t xml:space="preserve">different runs.</w:t>
       </w:r>
     </w:p>
     <w:bookmarkEnd w:id="23"/>
-    <w:bookmarkStart w:id="24" w:name="what-cannot-be-finished-and-why"/>
+    <w:bookmarkStart w:id="24" w:name="what-cannot-be-finished"/>
     <w:p>
       <w:pPr>
         <w:pStyle w:val="Heading1"/>
       </w:pPr>
       <w:r>
-        <w:t xml:space="preserve">What cannot be finished, and why</w:t>
+        <w:t xml:space="preserve">What cannot be finished</w:t>
       </w:r>
     </w:p>
     <w:p>
@@ -1189,7 +1723,7 @@
         <w:pStyle w:val="FirstParagraph"/>
       </w:pPr>
       <w:r>
-        <w:t xml:space="preserve">Six of the ten test papers use a dataset called</w:t>
+        <w:t xml:space="preserve">Six of the ten papers use</w:t>
       </w:r>
       <w:r>
         <w:t xml:space="preserve"> </w:t>
@@ -1202,19 +1736,22 @@
         <w:t xml:space="preserve">ImageNet</w:t>
       </w:r>
       <w:r>
-        <w:t xml:space="preserve">. It is roughly</w:t>
-      </w:r>
-      <w:r>
-        <w:t xml:space="preserve"> </w:t>
-      </w:r>
-      <w:r>
-        <w:t xml:space="preserve">150 gigabytes, requires manual registration to access, and takes days of</w:t>
-      </w:r>
-      <w:r>
-        <w:t xml:space="preserve"> </w:t>
-      </w:r>
-      <w:r>
-        <w:t xml:space="preserve">specialist hardware to train on.</w:t>
+        <w:t xml:space="preserve"> </w:t>
+      </w:r>
+      <w:r>
+        <w:t xml:space="preserve">— roughly 150 gigabytes, gated behind</w:t>
+      </w:r>
+      <w:r>
+        <w:t xml:space="preserve"> </w:t>
+      </w:r>
+      <w:r>
+        <w:t xml:space="preserve">manual registration, and days of specialist hardware to train on. No amount of</w:t>
+      </w:r>
+      <w:r>
+        <w:t xml:space="preserve"> </w:t>
+      </w:r>
+      <w:r>
+        <w:t xml:space="preserve">additional time on this computer changes that.</w:t>
       </w:r>
     </w:p>
     <w:p>
@@ -1222,13 +1759,7 @@
         <w:pStyle w:val="BodyText"/>
       </w:pPr>
       <w:r>
-        <w:t xml:space="preserve">No amount of extra time on this computer changes that. The honest description</w:t>
-      </w:r>
-      <w:r>
-        <w:t xml:space="preserve"> </w:t>
-      </w:r>
-      <w:r>
-        <w:t xml:space="preserve">of what this project achieves is:</w:t>
+        <w:t xml:space="preserve">The honest description of what this project achieves is:</w:t>
       </w:r>
     </w:p>
     <w:p>
@@ -1236,13 +1767,13 @@
         <w:pStyle w:val="BlockText"/>
       </w:pPr>
       <w:r>
-        <w:t xml:space="preserve">It fully reproduces the papers that are practical to reproduce, and</w:t>
-      </w:r>
-      <w:r>
-        <w:t xml:space="preserve"> </w:t>
-      </w:r>
-      <w:r>
-        <w:t xml:space="preserve">generates runnable code for the rest.</w:t>
+        <w:t xml:space="preserve">It reproduces the papers that are practical to reproduce, and generates</w:t>
+      </w:r>
+      <w:r>
+        <w:t xml:space="preserve"> </w:t>
+      </w:r>
+      <w:r>
+        <w:t xml:space="preserve">runnable code for the rest.</w:t>
       </w:r>
     </w:p>
     <w:bookmarkEnd w:id="24"/>
@@ -1270,7 +1801,7 @@
           <w:b/>
           <w:bCs/>
         </w:rPr>
-        <w:t xml:space="preserve">40% to 75% complete</w:t>
+        <w:t xml:space="preserve">40% to 85% complete</w:t>
       </w:r>
       <w:r>
         <w:t xml:space="preserve">.</w:t>
@@ -1281,19 +1812,19 @@
         <w:pStyle w:val="BodyText"/>
       </w:pPr>
       <w:r>
-        <w:t xml:space="preserve">More importantly, it went from a system that was quietly overstating its own</w:t>
-      </w:r>
-      <w:r>
-        <w:t xml:space="preserve"> </w:t>
-      </w:r>
-      <w:r>
-        <w:t xml:space="preserve">success to one that measures itself honestly — and that reported a smaller</w:t>
-      </w:r>
-      <w:r>
-        <w:t xml:space="preserve"> </w:t>
-      </w:r>
-      <w:r>
-        <w:t xml:space="preserve">number as a result.</w:t>
+        <w:t xml:space="preserve">More importantly, it went from a system that quietly overstated its own success</w:t>
+      </w:r>
+      <w:r>
+        <w:t xml:space="preserve"> </w:t>
+      </w:r>
+      <w:r>
+        <w:t xml:space="preserve">to one that measures itself honestly — and now demonstrates the thing it was</w:t>
+      </w:r>
+      <w:r>
+        <w:t xml:space="preserve"> </w:t>
+      </w:r>
+      <w:r>
+        <w:t xml:space="preserve">built for: reading a research paper and producing code that genuinely learns.</w:t>
       </w:r>
     </w:p>
     <w:bookmarkEnd w:id="25"/>
@@ -1407,6 +1938,109 @@
       </w:pPr>
     </w:lvl>
   </w:abstractNum>
+  <w:abstractNum w:abstractNumId="991">
+    <w:nsid w:val="0000A991"/>
+    <w:multiLevelType w:val="multilevel"/>
+    <w:lvl w:ilvl="0">
+      <w:numFmt w:val="bullet"/>
+      <w:lvlText w:val=""/>
+      <w:lvlJc w:val="left"/>
+      <w:pPr>
+        <w:ind w:left="720" w:hanging="360"/>
+      </w:pPr>
+      <w:rPr>
+        <w:rFonts w:ascii="Symbol" w:hAnsi="Symbol" w:cs="Symbol" w:hint="default"/>
+      </w:rPr>
+    </w:lvl>
+    <w:lvl w:ilvl="1">
+      <w:numFmt w:val="bullet"/>
+      <w:lvlText w:val="o"/>
+      <w:lvlJc w:val="left"/>
+      <w:pPr>
+        <w:ind w:left="1440" w:hanging="360"/>
+      </w:pPr>
+      <w:rPr>
+        <w:rFonts w:ascii="Courier New" w:hAnsi="Courier New" w:cs="Courier New" w:hint="default"/>
+      </w:rPr>
+    </w:lvl>
+    <w:lvl w:ilvl="2">
+      <w:numFmt w:val="bullet"/>
+      <w:lvlText w:val=""/>
+      <w:lvlJc w:val="left"/>
+      <w:pPr>
+        <w:ind w:left="2160" w:hanging="360"/>
+      </w:pPr>
+      <w:rPr>
+        <w:rFonts w:ascii="Wingdings" w:hAnsi="Wingdings" w:cs="Wingdings" w:hint="default"/>
+      </w:rPr>
+    </w:lvl>
+    <w:lvl w:ilvl="3">
+      <w:numFmt w:val="bullet"/>
+      <w:lvlText w:val=""/>
+      <w:lvlJc w:val="left"/>
+      <w:pPr>
+        <w:ind w:left="2880" w:hanging="360"/>
+      </w:pPr>
+      <w:rPr>
+        <w:rFonts w:ascii="Symbol" w:hAnsi="Symbol" w:cs="Symbol" w:hint="default"/>
+      </w:rPr>
+    </w:lvl>
+    <w:lvl w:ilvl="4">
+      <w:numFmt w:val="bullet"/>
+      <w:lvlText w:val="o"/>
+      <w:lvlJc w:val="left"/>
+      <w:pPr>
+        <w:ind w:left="3600" w:hanging="360"/>
+      </w:pPr>
+      <w:rPr>
+        <w:rFonts w:ascii="Courier New" w:hAnsi="Courier New" w:cs="Courier New" w:hint="default"/>
+      </w:rPr>
+    </w:lvl>
+    <w:lvl w:ilvl="5">
+      <w:numFmt w:val="bullet"/>
+      <w:lvlText w:val=""/>
+      <w:lvlJc w:val="left"/>
+      <w:pPr>
+        <w:ind w:left="4320" w:hanging="360"/>
+      </w:pPr>
+      <w:rPr>
+        <w:rFonts w:ascii="Wingdings" w:hAnsi="Wingdings" w:cs="Wingdings" w:hint="default"/>
+      </w:rPr>
+    </w:lvl>
+    <w:lvl w:ilvl="6">
+      <w:numFmt w:val="bullet"/>
+      <w:lvlText w:val=""/>
+      <w:lvlJc w:val="left"/>
+      <w:pPr>
+        <w:ind w:left="5040" w:hanging="360"/>
+      </w:pPr>
+      <w:rPr>
+        <w:rFonts w:ascii="Symbol" w:hAnsi="Symbol" w:cs="Symbol" w:hint="default"/>
+      </w:rPr>
+    </w:lvl>
+    <w:lvl w:ilvl="7">
+      <w:numFmt w:val="bullet"/>
+      <w:lvlText w:val="o"/>
+      <w:lvlJc w:val="left"/>
+      <w:pPr>
+        <w:ind w:left="5760" w:hanging="360"/>
+      </w:pPr>
+      <w:rPr>
+        <w:rFonts w:ascii="Courier New" w:hAnsi="Courier New" w:cs="Courier New" w:hint="default"/>
+      </w:rPr>
+    </w:lvl>
+    <w:lvl w:ilvl="8">
+      <w:numFmt w:val="bullet"/>
+      <w:lvlText w:val=""/>
+      <w:lvlJc w:val="left"/>
+      <w:pPr>
+        <w:ind w:left="6480" w:hanging="360"/>
+      </w:pPr>
+      <w:rPr>
+        <w:rFonts w:ascii="Wingdings" w:hAnsi="Wingdings" w:cs="Wingdings" w:hint="default"/>
+      </w:rPr>
+    </w:lvl>
+  </w:abstractNum>
   <w:abstractNum w:abstractNumId="99411">
     <w:nsid w:val="00A99411"/>
     <w:multiLevelType w:val="multilevel"/>
@@ -1496,6 +2130,9 @@
     <w:abstractNumId w:val="990"/>
   </w:num>
   <w:num w:numId="1001">
+    <w:abstractNumId w:val="991"/>
+  </w:num>
+  <w:num w:numId="1002">
     <w:abstractNumId w:val="99411"/>
     <w:lvlOverride w:ilvl="0">
       <w:startOverride w:val="1"/>
